--- a/lessons/5-2/readiness/practice.docx
+++ b/lessons/5-2/readiness/practice.docx
@@ -86,7 +86,1397 @@
     </w:p>
     <w:p>
       <w:pPr>
-        <w:spacing w:after="120" w:before="0"/>
+        <w:spacing w:after="60" w:before="120"/>
+      </w:pPr>
+      <w:r>
+        <w:rPr>
+          <w:b/>
+          <w:bCs/>
+          <w:color w:val="0F2B3C"/>
+          <w:sz w:val="24"/>
+          <w:szCs w:val="24"/>
+        </w:rPr>
+        <w:t xml:space="preserve">Vocabulary Anchor Box</w:t>
+      </w:r>
+    </w:p>
+    <w:tbl>
+      <w:tblPr>
+        <w:tblW w:type="dxa" w:w="9360"/>
+        <w:tblBorders>
+          <w:top w:val="single" w:color="C7D2DD" w:sz="6"/>
+          <w:left w:val="single" w:color="C7D2DD" w:sz="6"/>
+          <w:bottom w:val="single" w:color="C7D2DD" w:sz="6"/>
+          <w:right w:val="single" w:color="C7D2DD" w:sz="6"/>
+          <w:insideH w:val="single" w:color="C7D2DD" w:sz="6"/>
+          <w:insideV w:val="single" w:color="C7D2DD" w:sz="6"/>
+        </w:tblBorders>
+      </w:tblPr>
+      <w:tblGrid>
+        <w:gridCol w:w="1800"/>
+        <w:gridCol w:w="3160"/>
+        <w:gridCol w:w="2200"/>
+        <w:gridCol w:w="2200"/>
+      </w:tblGrid>
+      <w:tr>
+        <w:trPr>
+          <w:cantSplit/>
+          <w:tblHeader/>
+        </w:trPr>
+        <w:tc>
+          <w:tcPr>
+            <w:tcW w:type="dxa" w:w="1800"/>
+            <w:shd w:fill="EEF4F8" w:color="auto" w:val="clear"/>
+            <w:tcMar>
+              <w:top w:type="dxa" w:w="60"/>
+              <w:left w:type="dxa" w:w="100"/>
+              <w:bottom w:type="dxa" w:w="60"/>
+              <w:right w:type="dxa" w:w="100"/>
+            </w:tcMar>
+          </w:tcPr>
+          <w:p>
+            <w:pPr>
+              <w:spacing w:after="0" w:before="0"/>
+            </w:pPr>
+            <w:r>
+              <w:rPr>
+                <w:b/>
+                <w:bCs/>
+                <w:color w:val="0F2B3C"/>
+                <w:sz w:val="18"/>
+                <w:szCs w:val="18"/>
+              </w:rPr>
+              <w:t xml:space="preserve">Concept Term</w:t>
+            </w:r>
+          </w:p>
+        </w:tc>
+        <w:tc>
+          <w:tcPr>
+            <w:tcW w:type="dxa" w:w="3160"/>
+            <w:shd w:fill="EEF4F8" w:color="auto" w:val="clear"/>
+            <w:tcMar>
+              <w:top w:type="dxa" w:w="60"/>
+              <w:left w:type="dxa" w:w="100"/>
+              <w:bottom w:type="dxa" w:w="60"/>
+              <w:right w:type="dxa" w:w="100"/>
+            </w:tcMar>
+          </w:tcPr>
+          <w:p>
+            <w:pPr>
+              <w:spacing w:after="0" w:before="0"/>
+            </w:pPr>
+            <w:r>
+              <w:rPr>
+                <w:b/>
+                <w:bCs/>
+                <w:color w:val="0F2B3C"/>
+                <w:sz w:val="18"/>
+                <w:szCs w:val="18"/>
+              </w:rPr>
+              <w:t xml:space="preserve">Student-Friendly Definition</w:t>
+            </w:r>
+          </w:p>
+        </w:tc>
+        <w:tc>
+          <w:tcPr>
+            <w:tcW w:type="dxa" w:w="2200"/>
+            <w:shd w:fill="EEF4F8" w:color="auto" w:val="clear"/>
+            <w:tcMar>
+              <w:top w:type="dxa" w:w="60"/>
+              <w:left w:type="dxa" w:w="100"/>
+              <w:bottom w:type="dxa" w:w="60"/>
+              <w:right w:type="dxa" w:w="100"/>
+            </w:tcMar>
+          </w:tcPr>
+          <w:p>
+            <w:pPr>
+              <w:spacing w:after="0" w:before="0"/>
+            </w:pPr>
+            <w:r>
+              <w:rPr>
+                <w:b/>
+                <w:bCs/>
+                <w:color w:val="0F2B3C"/>
+                <w:sz w:val="18"/>
+                <w:szCs w:val="18"/>
+              </w:rPr>
+              <w:t xml:space="preserve">Non-Example</w:t>
+            </w:r>
+          </w:p>
+        </w:tc>
+        <w:tc>
+          <w:tcPr>
+            <w:tcW w:type="dxa" w:w="2200"/>
+            <w:shd w:fill="EEF4F8" w:color="auto" w:val="clear"/>
+            <w:tcMar>
+              <w:top w:type="dxa" w:w="60"/>
+              <w:left w:type="dxa" w:w="100"/>
+              <w:bottom w:type="dxa" w:w="60"/>
+              <w:right w:type="dxa" w:w="100"/>
+            </w:tcMar>
+          </w:tcPr>
+          <w:p>
+            <w:pPr>
+              <w:spacing w:after="0" w:before="0"/>
+            </w:pPr>
+            <w:r>
+              <w:rPr>
+                <w:b/>
+                <w:bCs/>
+                <w:color w:val="0F2B3C"/>
+                <w:sz w:val="18"/>
+                <w:szCs w:val="18"/>
+              </w:rPr>
+              <w:t xml:space="preserve">Visual Clue</w:t>
+            </w:r>
+          </w:p>
+        </w:tc>
+      </w:tr>
+      <w:tr>
+        <w:trPr>
+          <w:cantSplit/>
+        </w:trPr>
+        <w:tc>
+          <w:tcPr>
+            <w:tcW w:type="dxa" w:w="1800"/>
+            <w:tcMar>
+              <w:top w:type="dxa" w:w="60"/>
+              <w:left w:type="dxa" w:w="100"/>
+              <w:bottom w:type="dxa" w:w="60"/>
+              <w:right w:type="dxa" w:w="100"/>
+            </w:tcMar>
+            <w:vAlign w:val="top"/>
+          </w:tcPr>
+          <w:p>
+            <w:pPr>
+              <w:spacing w:after="20" w:before="0"/>
+            </w:pPr>
+            <w:r>
+              <w:rPr>
+                <w:b/>
+                <w:bCs/>
+                <w:color w:val="0F2B3C"/>
+                <w:sz w:val="20"/>
+                <w:szCs w:val="20"/>
+              </w:rPr>
+              <w:t xml:space="preserve">Area of a Triangle</w:t>
+            </w:r>
+          </w:p>
+          <w:p>
+            <w:pPr>
+              <w:spacing w:after="0" w:before="0"/>
+            </w:pPr>
+            <w:r>
+              <w:rPr>
+                <w:i/>
+                <w:iCs/>
+                <w:color w:val="5E6E7E"/>
+                <w:sz w:val="18"/>
+                <w:szCs w:val="18"/>
+              </w:rPr>
+              <w:t xml:space="preserve">Área de un triángulo</w:t>
+            </w:r>
+          </w:p>
+        </w:tc>
+        <w:tc>
+          <w:tcPr>
+            <w:tcW w:type="dxa" w:w="3160"/>
+            <w:tcMar>
+              <w:top w:type="dxa" w:w="60"/>
+              <w:left w:type="dxa" w:w="100"/>
+              <w:bottom w:type="dxa" w:w="60"/>
+              <w:right w:type="dxa" w:w="100"/>
+            </w:tcMar>
+            <w:vAlign w:val="top"/>
+          </w:tcPr>
+          <w:p>
+            <w:pPr>
+              <w:spacing w:after="0" w:before="0"/>
+            </w:pPr>
+            <w:r>
+              <w:rPr>
+                <w:sz w:val="19"/>
+                <w:szCs w:val="19"/>
+              </w:rPr>
+              <w:t xml:space="preserve">The space inside a triangle. A triangle is half of a rectangle with the same base and height, so A = ½ × b × h.</w:t>
+            </w:r>
+          </w:p>
+        </w:tc>
+        <w:tc>
+          <w:tcPr>
+            <w:tcW w:type="dxa" w:w="2200"/>
+            <w:tcMar>
+              <w:top w:type="dxa" w:w="60"/>
+              <w:left w:type="dxa" w:w="100"/>
+              <w:bottom w:type="dxa" w:w="60"/>
+              <w:right w:type="dxa" w:w="100"/>
+            </w:tcMar>
+            <w:vAlign w:val="top"/>
+          </w:tcPr>
+          <w:p>
+            <w:pPr>
+              <w:spacing w:after="30" w:before="0"/>
+            </w:pPr>
+            <w:r>
+              <w:rPr>
+                <w:i/>
+                <w:iCs/>
+                <w:color w:val="5E6E7E"/>
+                <w:sz w:val="18"/>
+                <w:szCs w:val="18"/>
+              </w:rPr>
+              <w:t xml:space="preserve">Not Area of a Triangle: write a counter-example that does not fit the rule.</w:t>
+            </w:r>
+          </w:p>
+          <w:p>
+            <w:pPr>
+              <w:spacing w:after="50" w:before="0"/>
+            </w:pPr>
+            <w:r>
+              <w:rPr>
+                <w:color w:val="BBBBBB"/>
+                <w:sz w:val="18"/>
+                <w:szCs w:val="18"/>
+              </w:rPr>
+              <w:t xml:space="preserve">____________________________</w:t>
+            </w:r>
+          </w:p>
+        </w:tc>
+        <w:tc>
+          <w:tcPr>
+            <w:tcW w:type="dxa" w:w="2200"/>
+            <w:tcMar>
+              <w:top w:type="dxa" w:w="60"/>
+              <w:left w:type="dxa" w:w="100"/>
+              <w:bottom w:type="dxa" w:w="60"/>
+              <w:right w:type="dxa" w:w="100"/>
+            </w:tcMar>
+            <w:vAlign w:val="top"/>
+          </w:tcPr>
+          <w:p>
+            <w:pPr>
+              <w:spacing w:after="0" w:before="0"/>
+            </w:pPr>
+            <w:r>
+              <w:rPr>
+                <w:i/>
+                <w:iCs/>
+                <w:color w:val="5E6E7E"/>
+                <w:sz w:val="18"/>
+                <w:szCs w:val="18"/>
+              </w:rPr>
+              <w:t xml:space="preserve">A = ½ × b × h; if b = 8 and h = 5, then A = ½ × 8 × 5 = 20 square units</w:t>
+            </w:r>
+          </w:p>
+        </w:tc>
+      </w:tr>
+      <w:tr>
+        <w:trPr>
+          <w:cantSplit/>
+        </w:trPr>
+        <w:tc>
+          <w:tcPr>
+            <w:tcW w:type="dxa" w:w="1800"/>
+            <w:tcMar>
+              <w:top w:type="dxa" w:w="60"/>
+              <w:left w:type="dxa" w:w="100"/>
+              <w:bottom w:type="dxa" w:w="60"/>
+              <w:right w:type="dxa" w:w="100"/>
+            </w:tcMar>
+            <w:vAlign w:val="top"/>
+          </w:tcPr>
+          <w:p>
+            <w:pPr>
+              <w:spacing w:after="20" w:before="0"/>
+            </w:pPr>
+            <w:r>
+              <w:rPr>
+                <w:b/>
+                <w:bCs/>
+                <w:color w:val="0F2B3C"/>
+                <w:sz w:val="20"/>
+                <w:szCs w:val="20"/>
+              </w:rPr>
+              <w:t xml:space="preserve">Base</w:t>
+            </w:r>
+          </w:p>
+          <w:p>
+            <w:pPr>
+              <w:spacing w:after="0" w:before="0"/>
+            </w:pPr>
+            <w:r>
+              <w:rPr>
+                <w:i/>
+                <w:iCs/>
+                <w:color w:val="5E6E7E"/>
+                <w:sz w:val="18"/>
+                <w:szCs w:val="18"/>
+              </w:rPr>
+              <w:t xml:space="preserve">Base</w:t>
+            </w:r>
+          </w:p>
+        </w:tc>
+        <w:tc>
+          <w:tcPr>
+            <w:tcW w:type="dxa" w:w="3160"/>
+            <w:tcMar>
+              <w:top w:type="dxa" w:w="60"/>
+              <w:left w:type="dxa" w:w="100"/>
+              <w:bottom w:type="dxa" w:w="60"/>
+              <w:right w:type="dxa" w:w="100"/>
+            </w:tcMar>
+            <w:vAlign w:val="top"/>
+          </w:tcPr>
+          <w:p>
+            <w:pPr>
+              <w:spacing w:after="0" w:before="0"/>
+            </w:pPr>
+            <w:r>
+              <w:rPr>
+                <w:sz w:val="19"/>
+                <w:szCs w:val="19"/>
+              </w:rPr>
+              <w:t xml:space="preserve">Any side of a triangle can be the base. Once you pick a base, the height must be measured perpendicular (at a 90° angle) to it.</w:t>
+            </w:r>
+          </w:p>
+        </w:tc>
+        <w:tc>
+          <w:tcPr>
+            <w:tcW w:type="dxa" w:w="2200"/>
+            <w:tcMar>
+              <w:top w:type="dxa" w:w="60"/>
+              <w:left w:type="dxa" w:w="100"/>
+              <w:bottom w:type="dxa" w:w="60"/>
+              <w:right w:type="dxa" w:w="100"/>
+            </w:tcMar>
+            <w:vAlign w:val="top"/>
+          </w:tcPr>
+          <w:p>
+            <w:pPr>
+              <w:spacing w:after="30" w:before="0"/>
+            </w:pPr>
+            <w:r>
+              <w:rPr>
+                <w:i/>
+                <w:iCs/>
+                <w:color w:val="5E6E7E"/>
+                <w:sz w:val="18"/>
+                <w:szCs w:val="18"/>
+              </w:rPr>
+              <w:t xml:space="preserve">Not Base: write a counter-example that does not fit the rule.</w:t>
+            </w:r>
+          </w:p>
+          <w:p>
+            <w:pPr>
+              <w:spacing w:after="50" w:before="0"/>
+            </w:pPr>
+            <w:r>
+              <w:rPr>
+                <w:color w:val="BBBBBB"/>
+                <w:sz w:val="18"/>
+                <w:szCs w:val="18"/>
+              </w:rPr>
+              <w:t xml:space="preserve">____________________________</w:t>
+            </w:r>
+          </w:p>
+        </w:tc>
+        <w:tc>
+          <w:tcPr>
+            <w:tcW w:type="dxa" w:w="2200"/>
+            <w:tcMar>
+              <w:top w:type="dxa" w:w="60"/>
+              <w:left w:type="dxa" w:w="100"/>
+              <w:bottom w:type="dxa" w:w="60"/>
+              <w:right w:type="dxa" w:w="100"/>
+            </w:tcMar>
+            <w:vAlign w:val="top"/>
+          </w:tcPr>
+          <w:p>
+            <w:pPr>
+              <w:spacing w:after="0" w:before="0"/>
+            </w:pPr>
+            <w:r>
+              <w:rPr>
+                <w:i/>
+                <w:iCs/>
+                <w:color w:val="5E6E7E"/>
+                <w:sz w:val="18"/>
+                <w:szCs w:val="18"/>
+              </w:rPr>
+              <w:t xml:space="preserve">Any side can be the base: choose the 10 cm side and b = 10 cm, then draw the height from the opposite vertex at 90° to that side in A = ½ × b × h</w:t>
+            </w:r>
+          </w:p>
+        </w:tc>
+      </w:tr>
+      <w:tr>
+        <w:trPr>
+          <w:cantSplit/>
+        </w:trPr>
+        <w:tc>
+          <w:tcPr>
+            <w:tcW w:type="dxa" w:w="1800"/>
+            <w:tcMar>
+              <w:top w:type="dxa" w:w="60"/>
+              <w:left w:type="dxa" w:w="100"/>
+              <w:bottom w:type="dxa" w:w="60"/>
+              <w:right w:type="dxa" w:w="100"/>
+            </w:tcMar>
+            <w:vAlign w:val="top"/>
+          </w:tcPr>
+          <w:p>
+            <w:pPr>
+              <w:spacing w:after="20" w:before="0"/>
+            </w:pPr>
+            <w:r>
+              <w:rPr>
+                <w:b/>
+                <w:bCs/>
+                <w:color w:val="0F2B3C"/>
+                <w:sz w:val="20"/>
+                <w:szCs w:val="20"/>
+              </w:rPr>
+              <w:t xml:space="preserve">Height</w:t>
+            </w:r>
+          </w:p>
+          <w:p>
+            <w:pPr>
+              <w:spacing w:after="0" w:before="0"/>
+            </w:pPr>
+            <w:r>
+              <w:rPr>
+                <w:i/>
+                <w:iCs/>
+                <w:color w:val="5E6E7E"/>
+                <w:sz w:val="18"/>
+                <w:szCs w:val="18"/>
+              </w:rPr>
+              <w:t xml:space="preserve">Altura</w:t>
+            </w:r>
+          </w:p>
+        </w:tc>
+        <w:tc>
+          <w:tcPr>
+            <w:tcW w:type="dxa" w:w="3160"/>
+            <w:tcMar>
+              <w:top w:type="dxa" w:w="60"/>
+              <w:left w:type="dxa" w:w="100"/>
+              <w:bottom w:type="dxa" w:w="60"/>
+              <w:right w:type="dxa" w:w="100"/>
+            </w:tcMar>
+            <w:vAlign w:val="top"/>
+          </w:tcPr>
+          <w:p>
+            <w:pPr>
+              <w:spacing w:after="0" w:before="0"/>
+            </w:pPr>
+            <w:r>
+              <w:rPr>
+                <w:sz w:val="19"/>
+                <w:szCs w:val="19"/>
+              </w:rPr>
+              <w:t xml:space="preserve">The straight-up distance from the base to the top corner.</w:t>
+            </w:r>
+          </w:p>
+        </w:tc>
+        <w:tc>
+          <w:tcPr>
+            <w:tcW w:type="dxa" w:w="2200"/>
+            <w:tcMar>
+              <w:top w:type="dxa" w:w="60"/>
+              <w:left w:type="dxa" w:w="100"/>
+              <w:bottom w:type="dxa" w:w="60"/>
+              <w:right w:type="dxa" w:w="100"/>
+            </w:tcMar>
+            <w:vAlign w:val="top"/>
+          </w:tcPr>
+          <w:p>
+            <w:pPr>
+              <w:spacing w:after="30" w:before="0"/>
+            </w:pPr>
+            <w:r>
+              <w:rPr>
+                <w:i/>
+                <w:iCs/>
+                <w:color w:val="5E6E7E"/>
+                <w:sz w:val="18"/>
+                <w:szCs w:val="18"/>
+              </w:rPr>
+              <w:t xml:space="preserve">Not Height: write a counter-example that does not fit the rule.</w:t>
+            </w:r>
+          </w:p>
+          <w:p>
+            <w:pPr>
+              <w:spacing w:after="50" w:before="0"/>
+            </w:pPr>
+            <w:r>
+              <w:rPr>
+                <w:color w:val="BBBBBB"/>
+                <w:sz w:val="18"/>
+                <w:szCs w:val="18"/>
+              </w:rPr>
+              <w:t xml:space="preserve">____________________________</w:t>
+            </w:r>
+          </w:p>
+        </w:tc>
+        <w:tc>
+          <w:tcPr>
+            <w:tcW w:type="dxa" w:w="2200"/>
+            <w:tcMar>
+              <w:top w:type="dxa" w:w="60"/>
+              <w:left w:type="dxa" w:w="100"/>
+              <w:bottom w:type="dxa" w:w="60"/>
+              <w:right w:type="dxa" w:w="100"/>
+            </w:tcMar>
+            <w:vAlign w:val="top"/>
+          </w:tcPr>
+          <w:p>
+            <w:pPr>
+              <w:spacing w:after="0" w:before="0"/>
+            </w:pPr>
+            <w:r>
+              <w:rPr>
+                <w:i/>
+                <w:iCs/>
+                <w:color w:val="5E6E7E"/>
+                <w:sz w:val="18"/>
+                <w:szCs w:val="18"/>
+              </w:rPr>
+              <w:t xml:space="preserve">A dashed vertical line from the top point straight down to the base at a 90° angle — like dropping a plumb line</w:t>
+            </w:r>
+          </w:p>
+        </w:tc>
+      </w:tr>
+      <w:tr>
+        <w:trPr>
+          <w:cantSplit/>
+        </w:trPr>
+        <w:tc>
+          <w:tcPr>
+            <w:tcW w:type="dxa" w:w="1800"/>
+            <w:tcMar>
+              <w:top w:type="dxa" w:w="60"/>
+              <w:left w:type="dxa" w:w="100"/>
+              <w:bottom w:type="dxa" w:w="60"/>
+              <w:right w:type="dxa" w:w="100"/>
+            </w:tcMar>
+            <w:vAlign w:val="top"/>
+          </w:tcPr>
+          <w:p>
+            <w:pPr>
+              <w:spacing w:after="20" w:before="0"/>
+            </w:pPr>
+            <w:r>
+              <w:rPr>
+                <w:b/>
+                <w:bCs/>
+                <w:color w:val="0F2B3C"/>
+                <w:sz w:val="20"/>
+                <w:szCs w:val="20"/>
+              </w:rPr>
+              <w:t xml:space="preserve">Area</w:t>
+            </w:r>
+          </w:p>
+          <w:p>
+            <w:pPr>
+              <w:spacing w:after="0" w:before="0"/>
+            </w:pPr>
+            <w:r>
+              <w:rPr>
+                <w:i/>
+                <w:iCs/>
+                <w:color w:val="5E6E7E"/>
+                <w:sz w:val="18"/>
+                <w:szCs w:val="18"/>
+              </w:rPr>
+              <w:t xml:space="preserve">Área</w:t>
+            </w:r>
+          </w:p>
+        </w:tc>
+        <w:tc>
+          <w:tcPr>
+            <w:tcW w:type="dxa" w:w="3160"/>
+            <w:tcMar>
+              <w:top w:type="dxa" w:w="60"/>
+              <w:left w:type="dxa" w:w="100"/>
+              <w:bottom w:type="dxa" w:w="60"/>
+              <w:right w:type="dxa" w:w="100"/>
+            </w:tcMar>
+            <w:vAlign w:val="top"/>
+          </w:tcPr>
+          <w:p>
+            <w:pPr>
+              <w:spacing w:after="0" w:before="0"/>
+            </w:pPr>
+            <w:r>
+              <w:rPr>
+                <w:sz w:val="19"/>
+                <w:szCs w:val="19"/>
+              </w:rPr>
+              <w:t xml:space="preserve">How much space is inside a flat shape.</w:t>
+            </w:r>
+          </w:p>
+        </w:tc>
+        <w:tc>
+          <w:tcPr>
+            <w:tcW w:type="dxa" w:w="2200"/>
+            <w:tcMar>
+              <w:top w:type="dxa" w:w="60"/>
+              <w:left w:type="dxa" w:w="100"/>
+              <w:bottom w:type="dxa" w:w="60"/>
+              <w:right w:type="dxa" w:w="100"/>
+            </w:tcMar>
+            <w:vAlign w:val="top"/>
+          </w:tcPr>
+          <w:p>
+            <w:pPr>
+              <w:spacing w:after="30" w:before="0"/>
+            </w:pPr>
+            <w:r>
+              <w:rPr>
+                <w:i/>
+                <w:iCs/>
+                <w:color w:val="5E6E7E"/>
+                <w:sz w:val="18"/>
+                <w:szCs w:val="18"/>
+              </w:rPr>
+              <w:t xml:space="preserve">Not Area: write a counter-example that does not fit the rule.</w:t>
+            </w:r>
+          </w:p>
+          <w:p>
+            <w:pPr>
+              <w:spacing w:after="50" w:before="0"/>
+            </w:pPr>
+            <w:r>
+              <w:rPr>
+                <w:color w:val="BBBBBB"/>
+                <w:sz w:val="18"/>
+                <w:szCs w:val="18"/>
+              </w:rPr>
+              <w:t xml:space="preserve">____________________________</w:t>
+            </w:r>
+          </w:p>
+        </w:tc>
+        <w:tc>
+          <w:tcPr>
+            <w:tcW w:type="dxa" w:w="2200"/>
+            <w:tcMar>
+              <w:top w:type="dxa" w:w="60"/>
+              <w:left w:type="dxa" w:w="100"/>
+              <w:bottom w:type="dxa" w:w="60"/>
+              <w:right w:type="dxa" w:w="100"/>
+            </w:tcMar>
+            <w:vAlign w:val="top"/>
+          </w:tcPr>
+          <w:p>
+            <w:pPr>
+              <w:spacing w:after="0" w:before="0"/>
+            </w:pPr>
+            <w:r>
+              <w:rPr>
+                <w:i/>
+                <w:iCs/>
+                <w:color w:val="5E6E7E"/>
+                <w:sz w:val="18"/>
+                <w:szCs w:val="18"/>
+              </w:rPr>
+              <w:t xml:space="preserve">A triangle with b = 8 and h = 6 has area = ½ × 8 × 6 = 24 sq units — exactly half the rectangle around it</w:t>
+            </w:r>
+          </w:p>
+        </w:tc>
+      </w:tr>
+      <w:tr>
+        <w:trPr>
+          <w:cantSplit/>
+        </w:trPr>
+        <w:tc>
+          <w:tcPr>
+            <w:tcW w:type="dxa" w:w="1800"/>
+            <w:tcMar>
+              <w:top w:type="dxa" w:w="60"/>
+              <w:left w:type="dxa" w:w="100"/>
+              <w:bottom w:type="dxa" w:w="60"/>
+              <w:right w:type="dxa" w:w="100"/>
+            </w:tcMar>
+            <w:vAlign w:val="top"/>
+          </w:tcPr>
+          <w:p>
+            <w:pPr>
+              <w:spacing w:after="20" w:before="0"/>
+            </w:pPr>
+            <w:r>
+              <w:rPr>
+                <w:b/>
+                <w:bCs/>
+                <w:color w:val="0F2B3C"/>
+                <w:sz w:val="20"/>
+                <w:szCs w:val="20"/>
+              </w:rPr>
+              <w:t xml:space="preserve">Perpendicular</w:t>
+            </w:r>
+          </w:p>
+          <w:p>
+            <w:pPr>
+              <w:spacing w:after="0" w:before="0"/>
+            </w:pPr>
+            <w:r>
+              <w:rPr>
+                <w:i/>
+                <w:iCs/>
+                <w:color w:val="5E6E7E"/>
+                <w:sz w:val="18"/>
+                <w:szCs w:val="18"/>
+              </w:rPr>
+              <w:t xml:space="preserve">Perpendicular</w:t>
+            </w:r>
+          </w:p>
+        </w:tc>
+        <w:tc>
+          <w:tcPr>
+            <w:tcW w:type="dxa" w:w="3160"/>
+            <w:tcMar>
+              <w:top w:type="dxa" w:w="60"/>
+              <w:left w:type="dxa" w:w="100"/>
+              <w:bottom w:type="dxa" w:w="60"/>
+              <w:right w:type="dxa" w:w="100"/>
+            </w:tcMar>
+            <w:vAlign w:val="top"/>
+          </w:tcPr>
+          <w:p>
+            <w:pPr>
+              <w:spacing w:after="0" w:before="0"/>
+            </w:pPr>
+            <w:r>
+              <w:rPr>
+                <w:sz w:val="19"/>
+                <w:szCs w:val="19"/>
+              </w:rPr>
+              <w:t xml:space="preserve">Two lines that meet to make a square corner (90 degrees).</w:t>
+            </w:r>
+          </w:p>
+        </w:tc>
+        <w:tc>
+          <w:tcPr>
+            <w:tcW w:type="dxa" w:w="2200"/>
+            <w:tcMar>
+              <w:top w:type="dxa" w:w="60"/>
+              <w:left w:type="dxa" w:w="100"/>
+              <w:bottom w:type="dxa" w:w="60"/>
+              <w:right w:type="dxa" w:w="100"/>
+            </w:tcMar>
+            <w:vAlign w:val="top"/>
+          </w:tcPr>
+          <w:p>
+            <w:pPr>
+              <w:spacing w:after="30" w:before="0"/>
+            </w:pPr>
+            <w:r>
+              <w:rPr>
+                <w:i/>
+                <w:iCs/>
+                <w:color w:val="5E6E7E"/>
+                <w:sz w:val="18"/>
+                <w:szCs w:val="18"/>
+              </w:rPr>
+              <w:t xml:space="preserve">Not Perpendicular: write a counter-example that does not fit the rule.</w:t>
+            </w:r>
+          </w:p>
+          <w:p>
+            <w:pPr>
+              <w:spacing w:after="50" w:before="0"/>
+            </w:pPr>
+            <w:r>
+              <w:rPr>
+                <w:color w:val="BBBBBB"/>
+                <w:sz w:val="18"/>
+                <w:szCs w:val="18"/>
+              </w:rPr>
+              <w:t xml:space="preserve">____________________________</w:t>
+            </w:r>
+          </w:p>
+        </w:tc>
+        <w:tc>
+          <w:tcPr>
+            <w:tcW w:type="dxa" w:w="2200"/>
+            <w:tcMar>
+              <w:top w:type="dxa" w:w="60"/>
+              <w:left w:type="dxa" w:w="100"/>
+              <w:bottom w:type="dxa" w:w="60"/>
+              <w:right w:type="dxa" w:w="100"/>
+            </w:tcMar>
+            <w:vAlign w:val="top"/>
+          </w:tcPr>
+          <w:p>
+            <w:pPr>
+              <w:spacing w:after="0" w:before="0"/>
+            </w:pPr>
+            <w:r>
+              <w:rPr>
+                <w:i/>
+                <w:iCs/>
+                <w:color w:val="5E6E7E"/>
+                <w:sz w:val="18"/>
+                <w:szCs w:val="18"/>
+              </w:rPr>
+              <w:t xml:space="preserve">The corner of a book or a door frame — the edges meet at exactly 90°, shown by a small square symbol</w:t>
+            </w:r>
+          </w:p>
+        </w:tc>
+      </w:tr>
+      <w:tr>
+        <w:trPr>
+          <w:cantSplit/>
+        </w:trPr>
+        <w:tc>
+          <w:tcPr>
+            <w:tcW w:type="dxa" w:w="1800"/>
+            <w:tcMar>
+              <w:top w:type="dxa" w:w="60"/>
+              <w:left w:type="dxa" w:w="100"/>
+              <w:bottom w:type="dxa" w:w="60"/>
+              <w:right w:type="dxa" w:w="100"/>
+            </w:tcMar>
+            <w:vAlign w:val="top"/>
+          </w:tcPr>
+          <w:p>
+            <w:pPr>
+              <w:spacing w:after="20" w:before="0"/>
+            </w:pPr>
+            <w:r>
+              <w:rPr>
+                <w:b/>
+                <w:bCs/>
+                <w:color w:val="0F2B3C"/>
+                <w:sz w:val="20"/>
+                <w:szCs w:val="20"/>
+              </w:rPr>
+              <w:t xml:space="preserve">Composite figure</w:t>
+            </w:r>
+          </w:p>
+          <w:p>
+            <w:pPr>
+              <w:spacing w:after="0" w:before="0"/>
+            </w:pPr>
+            <w:r>
+              <w:rPr>
+                <w:i/>
+                <w:iCs/>
+                <w:color w:val="5E6E7E"/>
+                <w:sz w:val="18"/>
+                <w:szCs w:val="18"/>
+              </w:rPr>
+              <w:t xml:space="preserve">Figura compuesta</w:t>
+            </w:r>
+          </w:p>
+        </w:tc>
+        <w:tc>
+          <w:tcPr>
+            <w:tcW w:type="dxa" w:w="3160"/>
+            <w:tcMar>
+              <w:top w:type="dxa" w:w="60"/>
+              <w:left w:type="dxa" w:w="100"/>
+              <w:bottom w:type="dxa" w:w="60"/>
+              <w:right w:type="dxa" w:w="100"/>
+            </w:tcMar>
+            <w:vAlign w:val="top"/>
+          </w:tcPr>
+          <w:p>
+            <w:pPr>
+              <w:spacing w:after="0" w:before="0"/>
+            </w:pPr>
+            <w:r>
+              <w:rPr>
+                <w:sz w:val="19"/>
+                <w:szCs w:val="19"/>
+              </w:rPr>
+              <w:t xml:space="preserve">A shape made by putting two or more simple shapes together.</w:t>
+            </w:r>
+          </w:p>
+        </w:tc>
+        <w:tc>
+          <w:tcPr>
+            <w:tcW w:type="dxa" w:w="2200"/>
+            <w:tcMar>
+              <w:top w:type="dxa" w:w="60"/>
+              <w:left w:type="dxa" w:w="100"/>
+              <w:bottom w:type="dxa" w:w="60"/>
+              <w:right w:type="dxa" w:w="100"/>
+            </w:tcMar>
+            <w:vAlign w:val="top"/>
+          </w:tcPr>
+          <w:p>
+            <w:pPr>
+              <w:spacing w:after="30" w:before="0"/>
+            </w:pPr>
+            <w:r>
+              <w:rPr>
+                <w:i/>
+                <w:iCs/>
+                <w:color w:val="5E6E7E"/>
+                <w:sz w:val="18"/>
+                <w:szCs w:val="18"/>
+              </w:rPr>
+              <w:t xml:space="preserve">Not Composite figure: write a counter-example that does not fit the rule.</w:t>
+            </w:r>
+          </w:p>
+          <w:p>
+            <w:pPr>
+              <w:spacing w:after="50" w:before="0"/>
+            </w:pPr>
+            <w:r>
+              <w:rPr>
+                <w:color w:val="BBBBBB"/>
+                <w:sz w:val="18"/>
+                <w:szCs w:val="18"/>
+              </w:rPr>
+              <w:t xml:space="preserve">____________________________</w:t>
+            </w:r>
+          </w:p>
+        </w:tc>
+        <w:tc>
+          <w:tcPr>
+            <w:tcW w:type="dxa" w:w="2200"/>
+            <w:tcMar>
+              <w:top w:type="dxa" w:w="60"/>
+              <w:left w:type="dxa" w:w="100"/>
+              <w:bottom w:type="dxa" w:w="60"/>
+              <w:right w:type="dxa" w:w="100"/>
+            </w:tcMar>
+            <w:vAlign w:val="top"/>
+          </w:tcPr>
+          <w:p>
+            <w:pPr>
+              <w:spacing w:after="0" w:before="0"/>
+            </w:pPr>
+            <w:r>
+              <w:rPr>
+                <w:i/>
+                <w:iCs/>
+                <w:color w:val="5E6E7E"/>
+                <w:sz w:val="18"/>
+                <w:szCs w:val="18"/>
+              </w:rPr>
+              <w:t xml:space="preserve">A house shape = a rectangle (the walls) + a triangle (the roof); total area = rectangle area + triangle area</w:t>
+            </w:r>
+          </w:p>
+        </w:tc>
+      </w:tr>
+      <w:tr>
+        <w:trPr>
+          <w:cantSplit/>
+        </w:trPr>
+        <w:tc>
+          <w:tcPr>
+            <w:tcW w:type="dxa" w:w="1800"/>
+            <w:tcMar>
+              <w:top w:type="dxa" w:w="60"/>
+              <w:left w:type="dxa" w:w="100"/>
+              <w:bottom w:type="dxa" w:w="60"/>
+              <w:right w:type="dxa" w:w="100"/>
+            </w:tcMar>
+            <w:vAlign w:val="top"/>
+          </w:tcPr>
+          <w:p>
+            <w:pPr>
+              <w:spacing w:after="20" w:before="0"/>
+            </w:pPr>
+            <w:r>
+              <w:rPr>
+                <w:b/>
+                <w:bCs/>
+                <w:color w:val="0F2B3C"/>
+                <w:sz w:val="20"/>
+                <w:szCs w:val="20"/>
+              </w:rPr>
+              <w:t xml:space="preserve">Formula</w:t>
+            </w:r>
+          </w:p>
+          <w:p>
+            <w:pPr>
+              <w:spacing w:after="0" w:before="0"/>
+            </w:pPr>
+            <w:r>
+              <w:rPr>
+                <w:i/>
+                <w:iCs/>
+                <w:color w:val="5E6E7E"/>
+                <w:sz w:val="18"/>
+                <w:szCs w:val="18"/>
+              </w:rPr>
+              <w:t xml:space="preserve">Fórmula</w:t>
+            </w:r>
+          </w:p>
+        </w:tc>
+        <w:tc>
+          <w:tcPr>
+            <w:tcW w:type="dxa" w:w="3160"/>
+            <w:tcMar>
+              <w:top w:type="dxa" w:w="60"/>
+              <w:left w:type="dxa" w:w="100"/>
+              <w:bottom w:type="dxa" w:w="60"/>
+              <w:right w:type="dxa" w:w="100"/>
+            </w:tcMar>
+            <w:vAlign w:val="top"/>
+          </w:tcPr>
+          <w:p>
+            <w:pPr>
+              <w:spacing w:after="0" w:before="0"/>
+            </w:pPr>
+            <w:r>
+              <w:rPr>
+                <w:sz w:val="19"/>
+                <w:szCs w:val="19"/>
+              </w:rPr>
+              <w:t xml:space="preserve">A math rule written with symbols.</w:t>
+            </w:r>
+          </w:p>
+        </w:tc>
+        <w:tc>
+          <w:tcPr>
+            <w:tcW w:type="dxa" w:w="2200"/>
+            <w:tcMar>
+              <w:top w:type="dxa" w:w="60"/>
+              <w:left w:type="dxa" w:w="100"/>
+              <w:bottom w:type="dxa" w:w="60"/>
+              <w:right w:type="dxa" w:w="100"/>
+            </w:tcMar>
+            <w:vAlign w:val="top"/>
+          </w:tcPr>
+          <w:p>
+            <w:pPr>
+              <w:spacing w:after="30" w:before="0"/>
+            </w:pPr>
+            <w:r>
+              <w:rPr>
+                <w:i/>
+                <w:iCs/>
+                <w:color w:val="5E6E7E"/>
+                <w:sz w:val="18"/>
+                <w:szCs w:val="18"/>
+              </w:rPr>
+              <w:t xml:space="preserve">Not Formula: write a counter-example that does not fit the rule.</w:t>
+            </w:r>
+          </w:p>
+          <w:p>
+            <w:pPr>
+              <w:spacing w:after="50" w:before="0"/>
+            </w:pPr>
+            <w:r>
+              <w:rPr>
+                <w:color w:val="BBBBBB"/>
+                <w:sz w:val="18"/>
+                <w:szCs w:val="18"/>
+              </w:rPr>
+              <w:t xml:space="preserve">____________________________</w:t>
+            </w:r>
+          </w:p>
+        </w:tc>
+        <w:tc>
+          <w:tcPr>
+            <w:tcW w:type="dxa" w:w="2200"/>
+            <w:tcMar>
+              <w:top w:type="dxa" w:w="60"/>
+              <w:left w:type="dxa" w:w="100"/>
+              <w:bottom w:type="dxa" w:w="60"/>
+              <w:right w:type="dxa" w:w="100"/>
+            </w:tcMar>
+            <w:vAlign w:val="top"/>
+          </w:tcPr>
+          <w:p>
+            <w:pPr>
+              <w:spacing w:after="0" w:before="0"/>
+            </w:pPr>
+            <w:r>
+              <w:rPr>
+                <w:i/>
+                <w:iCs/>
+                <w:color w:val="5E6E7E"/>
+                <w:sz w:val="18"/>
+                <w:szCs w:val="18"/>
+              </w:rPr>
+              <w:t xml:space="preserve">A = ½ × b × h means Area equals one-half times base times height; for b = 12 and h = 8, A = 48</w:t>
+            </w:r>
+          </w:p>
+        </w:tc>
+      </w:tr>
+      <w:tr>
+        <w:trPr>
+          <w:cantSplit/>
+        </w:trPr>
+        <w:tc>
+          <w:tcPr>
+            <w:tcW w:type="dxa" w:w="1800"/>
+            <w:tcMar>
+              <w:top w:type="dxa" w:w="60"/>
+              <w:left w:type="dxa" w:w="100"/>
+              <w:bottom w:type="dxa" w:w="60"/>
+              <w:right w:type="dxa" w:w="100"/>
+            </w:tcMar>
+            <w:vAlign w:val="top"/>
+          </w:tcPr>
+          <w:p>
+            <w:pPr>
+              <w:spacing w:after="20" w:before="0"/>
+            </w:pPr>
+            <w:r>
+              <w:rPr>
+                <w:b/>
+                <w:bCs/>
+                <w:color w:val="0F2B3C"/>
+                <w:sz w:val="20"/>
+                <w:szCs w:val="20"/>
+              </w:rPr>
+              <w:t xml:space="preserve">Parallel</w:t>
+            </w:r>
+          </w:p>
+          <w:p>
+            <w:pPr>
+              <w:spacing w:after="0" w:before="0"/>
+            </w:pPr>
+            <w:r>
+              <w:rPr>
+                <w:i/>
+                <w:iCs/>
+                <w:color w:val="5E6E7E"/>
+                <w:sz w:val="18"/>
+                <w:szCs w:val="18"/>
+              </w:rPr>
+              <w:t xml:space="preserve">Paralelas</w:t>
+            </w:r>
+          </w:p>
+        </w:tc>
+        <w:tc>
+          <w:tcPr>
+            <w:tcW w:type="dxa" w:w="3160"/>
+            <w:tcMar>
+              <w:top w:type="dxa" w:w="60"/>
+              <w:left w:type="dxa" w:w="100"/>
+              <w:bottom w:type="dxa" w:w="60"/>
+              <w:right w:type="dxa" w:w="100"/>
+            </w:tcMar>
+            <w:vAlign w:val="top"/>
+          </w:tcPr>
+          <w:p>
+            <w:pPr>
+              <w:spacing w:after="0" w:before="0"/>
+            </w:pPr>
+            <w:r>
+              <w:rPr>
+                <w:sz w:val="19"/>
+                <w:szCs w:val="19"/>
+              </w:rPr>
+              <w:t xml:space="preserve">Two lines or sides that stay the same distance apart and never meet.</w:t>
+            </w:r>
+          </w:p>
+        </w:tc>
+        <w:tc>
+          <w:tcPr>
+            <w:tcW w:type="dxa" w:w="2200"/>
+            <w:tcMar>
+              <w:top w:type="dxa" w:w="60"/>
+              <w:left w:type="dxa" w:w="100"/>
+              <w:bottom w:type="dxa" w:w="60"/>
+              <w:right w:type="dxa" w:w="100"/>
+            </w:tcMar>
+            <w:vAlign w:val="top"/>
+          </w:tcPr>
+          <w:p>
+            <w:pPr>
+              <w:spacing w:after="30" w:before="0"/>
+            </w:pPr>
+            <w:r>
+              <w:rPr>
+                <w:i/>
+                <w:iCs/>
+                <w:color w:val="5E6E7E"/>
+                <w:sz w:val="18"/>
+                <w:szCs w:val="18"/>
+              </w:rPr>
+              <w:t xml:space="preserve">Not Parallel: write a counter-example that does not fit the rule.</w:t>
+            </w:r>
+          </w:p>
+          <w:p>
+            <w:pPr>
+              <w:spacing w:after="50" w:before="0"/>
+            </w:pPr>
+            <w:r>
+              <w:rPr>
+                <w:color w:val="BBBBBB"/>
+                <w:sz w:val="18"/>
+                <w:szCs w:val="18"/>
+              </w:rPr>
+              <w:t xml:space="preserve">____________________________</w:t>
+            </w:r>
+          </w:p>
+        </w:tc>
+        <w:tc>
+          <w:tcPr>
+            <w:tcW w:type="dxa" w:w="2200"/>
+            <w:tcMar>
+              <w:top w:type="dxa" w:w="60"/>
+              <w:left w:type="dxa" w:w="100"/>
+              <w:bottom w:type="dxa" w:w="60"/>
+              <w:right w:type="dxa" w:w="100"/>
+            </w:tcMar>
+            <w:vAlign w:val="top"/>
+          </w:tcPr>
+          <w:p>
+            <w:pPr>
+              <w:spacing w:after="0" w:before="0"/>
+            </w:pPr>
+            <w:r>
+              <w:rPr>
+                <w:i/>
+                <w:iCs/>
+                <w:color w:val="5E6E7E"/>
+                <w:sz w:val="18"/>
+                <w:szCs w:val="18"/>
+              </w:rPr>
+              <w:t xml:space="preserve">The top and bottom of a parallelogram never get closer together — matching arrowheads (›) mark one parallel pair, double arrowheads (››) mark the other.</w:t>
+            </w:r>
+          </w:p>
+        </w:tc>
+      </w:tr>
+      <w:tr>
+        <w:trPr>
+          <w:cantSplit/>
+        </w:trPr>
+        <w:tc>
+          <w:tcPr>
+            <w:tcW w:type="dxa" w:w="1800"/>
+            <w:tcMar>
+              <w:top w:type="dxa" w:w="60"/>
+              <w:left w:type="dxa" w:w="100"/>
+              <w:bottom w:type="dxa" w:w="60"/>
+              <w:right w:type="dxa" w:w="100"/>
+            </w:tcMar>
+            <w:vAlign w:val="top"/>
+          </w:tcPr>
+          <w:p>
+            <w:pPr>
+              <w:spacing w:after="20" w:before="0"/>
+            </w:pPr>
+            <w:r>
+              <w:rPr>
+                <w:b/>
+                <w:bCs/>
+                <w:color w:val="0F2B3C"/>
+                <w:sz w:val="20"/>
+                <w:szCs w:val="20"/>
+              </w:rPr>
+              <w:t xml:space="preserve">Substitute</w:t>
+            </w:r>
+          </w:p>
+          <w:p>
+            <w:pPr>
+              <w:spacing w:after="0" w:before="0"/>
+            </w:pPr>
+            <w:r>
+              <w:rPr>
+                <w:i/>
+                <w:iCs/>
+                <w:color w:val="5E6E7E"/>
+                <w:sz w:val="18"/>
+                <w:szCs w:val="18"/>
+              </w:rPr>
+              <w:t xml:space="preserve">Sustituir</w:t>
+            </w:r>
+          </w:p>
+        </w:tc>
+        <w:tc>
+          <w:tcPr>
+            <w:tcW w:type="dxa" w:w="3160"/>
+            <w:tcMar>
+              <w:top w:type="dxa" w:w="60"/>
+              <w:left w:type="dxa" w:w="100"/>
+              <w:bottom w:type="dxa" w:w="60"/>
+              <w:right w:type="dxa" w:w="100"/>
+            </w:tcMar>
+            <w:vAlign w:val="top"/>
+          </w:tcPr>
+          <w:p>
+            <w:pPr>
+              <w:spacing w:after="0" w:before="0"/>
+            </w:pPr>
+            <w:r>
+              <w:rPr>
+                <w:sz w:val="19"/>
+                <w:szCs w:val="19"/>
+              </w:rPr>
+              <w:t xml:space="preserve">Put the numbers you know into a formula.</w:t>
+            </w:r>
+          </w:p>
+        </w:tc>
+        <w:tc>
+          <w:tcPr>
+            <w:tcW w:type="dxa" w:w="2200"/>
+            <w:tcMar>
+              <w:top w:type="dxa" w:w="60"/>
+              <w:left w:type="dxa" w:w="100"/>
+              <w:bottom w:type="dxa" w:w="60"/>
+              <w:right w:type="dxa" w:w="100"/>
+            </w:tcMar>
+            <w:vAlign w:val="top"/>
+          </w:tcPr>
+          <w:p>
+            <w:pPr>
+              <w:spacing w:after="30" w:before="0"/>
+            </w:pPr>
+            <w:r>
+              <w:rPr>
+                <w:i/>
+                <w:iCs/>
+                <w:color w:val="5E6E7E"/>
+                <w:sz w:val="18"/>
+                <w:szCs w:val="18"/>
+              </w:rPr>
+              <w:t xml:space="preserve">Not Substitute: write a counter-example that does not fit the rule.</w:t>
+            </w:r>
+          </w:p>
+          <w:p>
+            <w:pPr>
+              <w:spacing w:after="50" w:before="0"/>
+            </w:pPr>
+            <w:r>
+              <w:rPr>
+                <w:color w:val="BBBBBB"/>
+                <w:sz w:val="18"/>
+                <w:szCs w:val="18"/>
+              </w:rPr>
+              <w:t xml:space="preserve">____________________________</w:t>
+            </w:r>
+          </w:p>
+        </w:tc>
+        <w:tc>
+          <w:tcPr>
+            <w:tcW w:type="dxa" w:w="2200"/>
+            <w:tcMar>
+              <w:top w:type="dxa" w:w="60"/>
+              <w:left w:type="dxa" w:w="100"/>
+              <w:bottom w:type="dxa" w:w="60"/>
+              <w:right w:type="dxa" w:w="100"/>
+            </w:tcMar>
+            <w:vAlign w:val="top"/>
+          </w:tcPr>
+          <w:p>
+            <w:pPr>
+              <w:spacing w:after="0" w:before="0"/>
+            </w:pPr>
+            <w:r>
+              <w:rPr>
+                <w:i/>
+                <w:iCs/>
+                <w:color w:val="5E6E7E"/>
+                <w:sz w:val="18"/>
+                <w:szCs w:val="18"/>
+              </w:rPr>
+              <w:t xml:space="preserve">A = ½bh → 30 = ½ × b × 5</w:t>
+            </w:r>
+          </w:p>
+        </w:tc>
+      </w:tr>
+    </w:tbl>
+    <w:p>
+      <w:pPr>
+        <w:spacing w:after="120" w:before="140"/>
       </w:pPr>
       <w:r>
         <w:rPr>
@@ -127,73 +1517,922 @@
         <w:t xml:space="preserve">Multiply, then halve — one step at a time.</w:t>
       </w:r>
     </w:p>
+    <w:tbl>
+      <w:tblPr>
+        <w:tblW w:type="dxa" w:w="9360"/>
+        <w:tblBorders>
+          <w:top w:val="single" w:color="C7D2DD" w:sz="6"/>
+          <w:left w:val="single" w:color="C7D2DD" w:sz="6"/>
+          <w:bottom w:val="single" w:color="C7D2DD" w:sz="6"/>
+          <w:right w:val="single" w:color="C7D2DD" w:sz="6"/>
+          <w:insideH w:val="single" w:color="C7D2DD" w:sz="6"/>
+          <w:insideV w:val="single" w:color="C7D2DD" w:sz="6"/>
+        </w:tblBorders>
+      </w:tblPr>
+      <w:tblGrid>
+        <w:gridCol w:w="2800"/>
+        <w:gridCol w:w="3560"/>
+        <w:gridCol w:w="3000"/>
+      </w:tblGrid>
+      <w:tr>
+        <w:trPr>
+          <w:cantSplit/>
+          <w:tblHeader/>
+        </w:trPr>
+        <w:tc>
+          <w:tcPr>
+            <w:tcW w:type="dxa" w:w="2800"/>
+            <w:shd w:fill="EEF4F8" w:color="auto" w:val="clear"/>
+            <w:tcMar>
+              <w:top w:type="dxa" w:w="60"/>
+              <w:left w:type="dxa" w:w="100"/>
+              <w:bottom w:type="dxa" w:w="60"/>
+              <w:right w:type="dxa" w:w="100"/>
+            </w:tcMar>
+          </w:tcPr>
+          <w:p>
+            <w:pPr>
+              <w:spacing w:after="0" w:before="0"/>
+            </w:pPr>
+            <w:r>
+              <w:rPr>
+                <w:b/>
+                <w:bCs/>
+                <w:color w:val="0F2B3C"/>
+                <w:sz w:val="16"/>
+                <w:szCs w:val="16"/>
+              </w:rPr>
+              <w:t xml:space="preserve">CORE PROBLEM / GIVEN REPRESENTATION</w:t>
+            </w:r>
+          </w:p>
+        </w:tc>
+        <w:tc>
+          <w:tcPr>
+            <w:tcW w:type="dxa" w:w="3560"/>
+            <w:shd w:fill="EEF4F8" w:color="auto" w:val="clear"/>
+            <w:tcMar>
+              <w:top w:type="dxa" w:w="60"/>
+              <w:left w:type="dxa" w:w="100"/>
+              <w:bottom w:type="dxa" w:w="60"/>
+              <w:right w:type="dxa" w:w="100"/>
+            </w:tcMar>
+          </w:tcPr>
+          <w:p>
+            <w:pPr>
+              <w:spacing w:after="0" w:before="0"/>
+            </w:pPr>
+            <w:r>
+              <w:rPr>
+                <w:b/>
+                <w:bCs/>
+                <w:color w:val="0F2B3C"/>
+                <w:sz w:val="16"/>
+                <w:szCs w:val="16"/>
+              </w:rPr>
+              <w:t xml:space="preserve">WORKING SPACE / CALCULATION STEPS</w:t>
+            </w:r>
+          </w:p>
+        </w:tc>
+        <w:tc>
+          <w:tcPr>
+            <w:tcW w:type="dxa" w:w="3000"/>
+            <w:shd w:fill="FBF3E2" w:color="auto" w:val="clear"/>
+            <w:tcMar>
+              <w:top w:type="dxa" w:w="60"/>
+              <w:left w:type="dxa" w:w="100"/>
+              <w:bottom w:type="dxa" w:w="60"/>
+              <w:right w:type="dxa" w:w="100"/>
+            </w:tcMar>
+          </w:tcPr>
+          <w:p>
+            <w:pPr>
+              <w:spacing w:after="0" w:before="0"/>
+            </w:pPr>
+            <w:r>
+              <w:rPr>
+                <w:b/>
+                <w:bCs/>
+                <w:color w:val="7A5400"/>
+                <w:sz w:val="16"/>
+                <w:szCs w:val="16"/>
+              </w:rPr>
+              <w:t xml:space="preserve">EXPLAIN YOUR REASONING</w:t>
+            </w:r>
+          </w:p>
+        </w:tc>
+      </w:tr>
+      <w:tr>
+        <w:trPr>
+          <w:cantSplit/>
+        </w:trPr>
+        <w:tc>
+          <w:tcPr>
+            <w:tcW w:type="dxa" w:w="2800"/>
+            <w:tcMar>
+              <w:top w:type="dxa" w:w="80"/>
+              <w:left w:type="dxa" w:w="100"/>
+              <w:bottom w:type="dxa" w:w="80"/>
+              <w:right w:type="dxa" w:w="100"/>
+            </w:tcMar>
+            <w:vAlign w:val="top"/>
+          </w:tcPr>
+          <w:p>
+            <w:pPr>
+              <w:spacing w:after="40" w:before="0"/>
+            </w:pPr>
+            <w:r>
+              <w:rPr>
+                <w:b/>
+                <w:bCs/>
+                <w:color w:val="0F2B3C"/>
+                <w:sz w:val="20"/>
+                <w:szCs w:val="20"/>
+              </w:rPr>
+              <w:t xml:space="preserve">1.  What is 4 × 6?</w:t>
+            </w:r>
+          </w:p>
+        </w:tc>
+        <w:tc>
+          <w:tcPr>
+            <w:tcW w:type="dxa" w:w="3560"/>
+            <w:tcMar>
+              <w:top w:type="dxa" w:w="80"/>
+              <w:left w:type="dxa" w:w="100"/>
+              <w:bottom w:type="dxa" w:w="80"/>
+              <w:right w:type="dxa" w:w="100"/>
+            </w:tcMar>
+            <w:vAlign w:val="top"/>
+          </w:tcPr>
+          <w:p>
+            <w:pPr>
+              <w:spacing w:after="50" w:before="0"/>
+            </w:pPr>
+            <w:r>
+              <w:rPr>
+                <w:color w:val="BBBBBB"/>
+                <w:sz w:val="18"/>
+                <w:szCs w:val="18"/>
+              </w:rPr>
+              <w:t xml:space="preserve">____________________________</w:t>
+            </w:r>
+          </w:p>
+          <w:p>
+            <w:pPr>
+              <w:spacing w:after="50" w:before="0"/>
+            </w:pPr>
+            <w:r>
+              <w:rPr>
+                <w:color w:val="BBBBBB"/>
+                <w:sz w:val="18"/>
+                <w:szCs w:val="18"/>
+              </w:rPr>
+              <w:t xml:space="preserve">____________________________</w:t>
+            </w:r>
+          </w:p>
+          <w:p>
+            <w:pPr>
+              <w:spacing w:after="50" w:before="0"/>
+            </w:pPr>
+            <w:r>
+              <w:rPr>
+                <w:color w:val="BBBBBB"/>
+                <w:sz w:val="18"/>
+                <w:szCs w:val="18"/>
+              </w:rPr>
+              <w:t xml:space="preserve">____________________________</w:t>
+            </w:r>
+          </w:p>
+          <w:p>
+            <w:pPr>
+              <w:spacing w:after="50" w:before="0"/>
+            </w:pPr>
+            <w:r>
+              <w:rPr>
+                <w:color w:val="BBBBBB"/>
+                <w:sz w:val="18"/>
+                <w:szCs w:val="18"/>
+              </w:rPr>
+              <w:t xml:space="preserve">____________________________</w:t>
+            </w:r>
+          </w:p>
+        </w:tc>
+        <w:tc>
+          <w:tcPr>
+            <w:tcW w:type="dxa" w:w="3000"/>
+            <w:shd w:fill="FBF3E2" w:color="auto" w:val="clear"/>
+            <w:tcMar>
+              <w:top w:type="dxa" w:w="80"/>
+              <w:left w:type="dxa" w:w="100"/>
+              <w:bottom w:type="dxa" w:w="80"/>
+              <w:right w:type="dxa" w:w="100"/>
+            </w:tcMar>
+            <w:vAlign w:val="top"/>
+          </w:tcPr>
+          <w:p>
+            <w:pPr>
+              <w:spacing w:after="30" w:before="0"/>
+            </w:pPr>
+            <w:r>
+              <w:rPr>
+                <w:b/>
+                <w:bCs/>
+                <w:color w:val="0F2B3C"/>
+                <w:sz w:val="18"/>
+                <w:szCs w:val="18"/>
+              </w:rPr>
+              <w:t xml:space="preserve">Because... ________________</w:t>
+            </w:r>
+          </w:p>
+          <w:p>
+            <w:pPr>
+              <w:spacing w:after="50" w:before="0"/>
+            </w:pPr>
+            <w:r>
+              <w:rPr>
+                <w:color w:val="BBBBBB"/>
+                <w:sz w:val="18"/>
+                <w:szCs w:val="18"/>
+              </w:rPr>
+              <w:t xml:space="preserve">____________________________</w:t>
+            </w:r>
+          </w:p>
+          <w:p>
+            <w:pPr>
+              <w:spacing w:after="30" w:before="40"/>
+            </w:pPr>
+            <w:r>
+              <w:rPr>
+                <w:b/>
+                <w:bCs/>
+                <w:color w:val="1A6FB5"/>
+                <w:sz w:val="18"/>
+                <w:szCs w:val="18"/>
+              </w:rPr>
+              <w:t xml:space="preserve">Although... _______________</w:t>
+            </w:r>
+          </w:p>
+          <w:p>
+            <w:pPr>
+              <w:spacing w:after="50" w:before="0"/>
+            </w:pPr>
+            <w:r>
+              <w:rPr>
+                <w:color w:val="BBBBBB"/>
+                <w:sz w:val="18"/>
+                <w:szCs w:val="18"/>
+              </w:rPr>
+              <w:t xml:space="preserve">____________________________</w:t>
+            </w:r>
+          </w:p>
+          <w:p>
+            <w:pPr>
+              <w:spacing w:after="30" w:before="40"/>
+            </w:pPr>
+            <w:r>
+              <w:rPr>
+                <w:b/>
+                <w:bCs/>
+                <w:color w:val="7A5400"/>
+                <w:sz w:val="18"/>
+                <w:szCs w:val="18"/>
+              </w:rPr>
+              <w:t xml:space="preserve">Therefore... ______________</w:t>
+            </w:r>
+          </w:p>
+          <w:p>
+            <w:pPr>
+              <w:spacing w:after="50" w:before="0"/>
+            </w:pPr>
+            <w:r>
+              <w:rPr>
+                <w:color w:val="BBBBBB"/>
+                <w:sz w:val="18"/>
+                <w:szCs w:val="18"/>
+              </w:rPr>
+              <w:t xml:space="preserve">____________________________</w:t>
+            </w:r>
+          </w:p>
+        </w:tc>
+      </w:tr>
+    </w:tbl>
     <w:p>
       <w:pPr>
-        <w:spacing w:after="40" w:before="0"/>
-      </w:pPr>
-      <w:r>
-        <w:rPr>
-          <w:sz w:val="22"/>
-          <w:szCs w:val="22"/>
-        </w:rPr>
-        <w:t xml:space="preserve">1.  What is 4 × 6?</w:t>
+        <w:spacing w:after="60" w:before="0"/>
+      </w:pPr>
+      <w:r>
+        <w:t xml:space="preserve"/>
       </w:r>
     </w:p>
+    <w:tbl>
+      <w:tblPr>
+        <w:tblW w:type="dxa" w:w="9360"/>
+        <w:tblBorders>
+          <w:top w:val="single" w:color="C7D2DD" w:sz="6"/>
+          <w:left w:val="single" w:color="C7D2DD" w:sz="6"/>
+          <w:bottom w:val="single" w:color="C7D2DD" w:sz="6"/>
+          <w:right w:val="single" w:color="C7D2DD" w:sz="6"/>
+          <w:insideH w:val="single" w:color="C7D2DD" w:sz="6"/>
+          <w:insideV w:val="single" w:color="C7D2DD" w:sz="6"/>
+        </w:tblBorders>
+      </w:tblPr>
+      <w:tblGrid>
+        <w:gridCol w:w="2800"/>
+        <w:gridCol w:w="3560"/>
+        <w:gridCol w:w="3000"/>
+      </w:tblGrid>
+      <w:tr>
+        <w:trPr>
+          <w:cantSplit/>
+          <w:tblHeader/>
+        </w:trPr>
+        <w:tc>
+          <w:tcPr>
+            <w:tcW w:type="dxa" w:w="2800"/>
+            <w:shd w:fill="EEF4F8" w:color="auto" w:val="clear"/>
+            <w:tcMar>
+              <w:top w:type="dxa" w:w="60"/>
+              <w:left w:type="dxa" w:w="100"/>
+              <w:bottom w:type="dxa" w:w="60"/>
+              <w:right w:type="dxa" w:w="100"/>
+            </w:tcMar>
+          </w:tcPr>
+          <w:p>
+            <w:pPr>
+              <w:spacing w:after="0" w:before="0"/>
+            </w:pPr>
+            <w:r>
+              <w:rPr>
+                <w:b/>
+                <w:bCs/>
+                <w:color w:val="0F2B3C"/>
+                <w:sz w:val="16"/>
+                <w:szCs w:val="16"/>
+              </w:rPr>
+              <w:t xml:space="preserve">CORE PROBLEM / GIVEN REPRESENTATION</w:t>
+            </w:r>
+          </w:p>
+        </w:tc>
+        <w:tc>
+          <w:tcPr>
+            <w:tcW w:type="dxa" w:w="3560"/>
+            <w:shd w:fill="EEF4F8" w:color="auto" w:val="clear"/>
+            <w:tcMar>
+              <w:top w:type="dxa" w:w="60"/>
+              <w:left w:type="dxa" w:w="100"/>
+              <w:bottom w:type="dxa" w:w="60"/>
+              <w:right w:type="dxa" w:w="100"/>
+            </w:tcMar>
+          </w:tcPr>
+          <w:p>
+            <w:pPr>
+              <w:spacing w:after="0" w:before="0"/>
+            </w:pPr>
+            <w:r>
+              <w:rPr>
+                <w:b/>
+                <w:bCs/>
+                <w:color w:val="0F2B3C"/>
+                <w:sz w:val="16"/>
+                <w:szCs w:val="16"/>
+              </w:rPr>
+              <w:t xml:space="preserve">WORKING SPACE / CALCULATION STEPS</w:t>
+            </w:r>
+          </w:p>
+        </w:tc>
+        <w:tc>
+          <w:tcPr>
+            <w:tcW w:type="dxa" w:w="3000"/>
+            <w:shd w:fill="FBF3E2" w:color="auto" w:val="clear"/>
+            <w:tcMar>
+              <w:top w:type="dxa" w:w="60"/>
+              <w:left w:type="dxa" w:w="100"/>
+              <w:bottom w:type="dxa" w:w="60"/>
+              <w:right w:type="dxa" w:w="100"/>
+            </w:tcMar>
+          </w:tcPr>
+          <w:p>
+            <w:pPr>
+              <w:spacing w:after="0" w:before="0"/>
+            </w:pPr>
+            <w:r>
+              <w:rPr>
+                <w:b/>
+                <w:bCs/>
+                <w:color w:val="7A5400"/>
+                <w:sz w:val="16"/>
+                <w:szCs w:val="16"/>
+              </w:rPr>
+              <w:t xml:space="preserve">EXPLAIN YOUR REASONING</w:t>
+            </w:r>
+          </w:p>
+        </w:tc>
+      </w:tr>
+      <w:tr>
+        <w:trPr>
+          <w:cantSplit/>
+        </w:trPr>
+        <w:tc>
+          <w:tcPr>
+            <w:tcW w:type="dxa" w:w="2800"/>
+            <w:tcMar>
+              <w:top w:type="dxa" w:w="80"/>
+              <w:left w:type="dxa" w:w="100"/>
+              <w:bottom w:type="dxa" w:w="80"/>
+              <w:right w:type="dxa" w:w="100"/>
+            </w:tcMar>
+            <w:vAlign w:val="top"/>
+          </w:tcPr>
+          <w:p>
+            <w:pPr>
+              <w:spacing w:after="40" w:before="0"/>
+            </w:pPr>
+            <w:r>
+              <w:rPr>
+                <w:b/>
+                <w:bCs/>
+                <w:color w:val="0F2B3C"/>
+                <w:sz w:val="20"/>
+                <w:szCs w:val="20"/>
+              </w:rPr>
+              <w:t xml:space="preserve">2.  What is half of 24?</w:t>
+            </w:r>
+          </w:p>
+        </w:tc>
+        <w:tc>
+          <w:tcPr>
+            <w:tcW w:type="dxa" w:w="3560"/>
+            <w:tcMar>
+              <w:top w:type="dxa" w:w="80"/>
+              <w:left w:type="dxa" w:w="100"/>
+              <w:bottom w:type="dxa" w:w="80"/>
+              <w:right w:type="dxa" w:w="100"/>
+            </w:tcMar>
+            <w:vAlign w:val="top"/>
+          </w:tcPr>
+          <w:p>
+            <w:pPr>
+              <w:spacing w:after="50" w:before="0"/>
+            </w:pPr>
+            <w:r>
+              <w:rPr>
+                <w:color w:val="BBBBBB"/>
+                <w:sz w:val="18"/>
+                <w:szCs w:val="18"/>
+              </w:rPr>
+              <w:t xml:space="preserve">____________________________</w:t>
+            </w:r>
+          </w:p>
+          <w:p>
+            <w:pPr>
+              <w:spacing w:after="50" w:before="0"/>
+            </w:pPr>
+            <w:r>
+              <w:rPr>
+                <w:color w:val="BBBBBB"/>
+                <w:sz w:val="18"/>
+                <w:szCs w:val="18"/>
+              </w:rPr>
+              <w:t xml:space="preserve">____________________________</w:t>
+            </w:r>
+          </w:p>
+          <w:p>
+            <w:pPr>
+              <w:spacing w:after="50" w:before="0"/>
+            </w:pPr>
+            <w:r>
+              <w:rPr>
+                <w:color w:val="BBBBBB"/>
+                <w:sz w:val="18"/>
+                <w:szCs w:val="18"/>
+              </w:rPr>
+              <w:t xml:space="preserve">____________________________</w:t>
+            </w:r>
+          </w:p>
+          <w:p>
+            <w:pPr>
+              <w:spacing w:after="50" w:before="0"/>
+            </w:pPr>
+            <w:r>
+              <w:rPr>
+                <w:color w:val="BBBBBB"/>
+                <w:sz w:val="18"/>
+                <w:szCs w:val="18"/>
+              </w:rPr>
+              <w:t xml:space="preserve">____________________________</w:t>
+            </w:r>
+          </w:p>
+        </w:tc>
+        <w:tc>
+          <w:tcPr>
+            <w:tcW w:type="dxa" w:w="3000"/>
+            <w:shd w:fill="FBF3E2" w:color="auto" w:val="clear"/>
+            <w:tcMar>
+              <w:top w:type="dxa" w:w="80"/>
+              <w:left w:type="dxa" w:w="100"/>
+              <w:bottom w:type="dxa" w:w="80"/>
+              <w:right w:type="dxa" w:w="100"/>
+            </w:tcMar>
+            <w:vAlign w:val="top"/>
+          </w:tcPr>
+          <w:p>
+            <w:pPr>
+              <w:spacing w:after="30" w:before="0"/>
+            </w:pPr>
+            <w:r>
+              <w:rPr>
+                <w:b/>
+                <w:bCs/>
+                <w:color w:val="0F2B3C"/>
+                <w:sz w:val="18"/>
+                <w:szCs w:val="18"/>
+              </w:rPr>
+              <w:t xml:space="preserve">Because... ________________</w:t>
+            </w:r>
+          </w:p>
+          <w:p>
+            <w:pPr>
+              <w:spacing w:after="50" w:before="0"/>
+            </w:pPr>
+            <w:r>
+              <w:rPr>
+                <w:color w:val="BBBBBB"/>
+                <w:sz w:val="18"/>
+                <w:szCs w:val="18"/>
+              </w:rPr>
+              <w:t xml:space="preserve">____________________________</w:t>
+            </w:r>
+          </w:p>
+          <w:p>
+            <w:pPr>
+              <w:spacing w:after="30" w:before="40"/>
+            </w:pPr>
+            <w:r>
+              <w:rPr>
+                <w:b/>
+                <w:bCs/>
+                <w:color w:val="1A6FB5"/>
+                <w:sz w:val="18"/>
+                <w:szCs w:val="18"/>
+              </w:rPr>
+              <w:t xml:space="preserve">Although... _______________</w:t>
+            </w:r>
+          </w:p>
+          <w:p>
+            <w:pPr>
+              <w:spacing w:after="50" w:before="0"/>
+            </w:pPr>
+            <w:r>
+              <w:rPr>
+                <w:color w:val="BBBBBB"/>
+                <w:sz w:val="18"/>
+                <w:szCs w:val="18"/>
+              </w:rPr>
+              <w:t xml:space="preserve">____________________________</w:t>
+            </w:r>
+          </w:p>
+          <w:p>
+            <w:pPr>
+              <w:spacing w:after="30" w:before="40"/>
+            </w:pPr>
+            <w:r>
+              <w:rPr>
+                <w:b/>
+                <w:bCs/>
+                <w:color w:val="7A5400"/>
+                <w:sz w:val="18"/>
+                <w:szCs w:val="18"/>
+              </w:rPr>
+              <w:t xml:space="preserve">Therefore... ______________</w:t>
+            </w:r>
+          </w:p>
+          <w:p>
+            <w:pPr>
+              <w:spacing w:after="50" w:before="0"/>
+            </w:pPr>
+            <w:r>
+              <w:rPr>
+                <w:color w:val="BBBBBB"/>
+                <w:sz w:val="18"/>
+                <w:szCs w:val="18"/>
+              </w:rPr>
+              <w:t xml:space="preserve">____________________________</w:t>
+            </w:r>
+          </w:p>
+        </w:tc>
+      </w:tr>
+    </w:tbl>
     <w:p>
       <w:pPr>
-        <w:spacing w:after="80" w:before="0"/>
-      </w:pPr>
-      <w:r>
-        <w:rPr>
-          <w:color w:val="BBBBBB"/>
-        </w:rPr>
-        <w:t xml:space="preserve">____________________________________________________</w:t>
+        <w:spacing w:after="60" w:before="0"/>
+      </w:pPr>
+      <w:r>
+        <w:t xml:space="preserve"/>
       </w:r>
     </w:p>
+    <w:tbl>
+      <w:tblPr>
+        <w:tblW w:type="dxa" w:w="9360"/>
+        <w:tblBorders>
+          <w:top w:val="single" w:color="C7D2DD" w:sz="6"/>
+          <w:left w:val="single" w:color="C7D2DD" w:sz="6"/>
+          <w:bottom w:val="single" w:color="C7D2DD" w:sz="6"/>
+          <w:right w:val="single" w:color="C7D2DD" w:sz="6"/>
+          <w:insideH w:val="single" w:color="C7D2DD" w:sz="6"/>
+          <w:insideV w:val="single" w:color="C7D2DD" w:sz="6"/>
+        </w:tblBorders>
+      </w:tblPr>
+      <w:tblGrid>
+        <w:gridCol w:w="2800"/>
+        <w:gridCol w:w="3560"/>
+        <w:gridCol w:w="3000"/>
+      </w:tblGrid>
+      <w:tr>
+        <w:trPr>
+          <w:cantSplit/>
+          <w:tblHeader/>
+        </w:trPr>
+        <w:tc>
+          <w:tcPr>
+            <w:tcW w:type="dxa" w:w="2800"/>
+            <w:shd w:fill="EEF4F8" w:color="auto" w:val="clear"/>
+            <w:tcMar>
+              <w:top w:type="dxa" w:w="60"/>
+              <w:left w:type="dxa" w:w="100"/>
+              <w:bottom w:type="dxa" w:w="60"/>
+              <w:right w:type="dxa" w:w="100"/>
+            </w:tcMar>
+          </w:tcPr>
+          <w:p>
+            <w:pPr>
+              <w:spacing w:after="0" w:before="0"/>
+            </w:pPr>
+            <w:r>
+              <w:rPr>
+                <w:b/>
+                <w:bCs/>
+                <w:color w:val="0F2B3C"/>
+                <w:sz w:val="16"/>
+                <w:szCs w:val="16"/>
+              </w:rPr>
+              <w:t xml:space="preserve">CORE PROBLEM / GIVEN REPRESENTATION</w:t>
+            </w:r>
+          </w:p>
+        </w:tc>
+        <w:tc>
+          <w:tcPr>
+            <w:tcW w:type="dxa" w:w="3560"/>
+            <w:shd w:fill="EEF4F8" w:color="auto" w:val="clear"/>
+            <w:tcMar>
+              <w:top w:type="dxa" w:w="60"/>
+              <w:left w:type="dxa" w:w="100"/>
+              <w:bottom w:type="dxa" w:w="60"/>
+              <w:right w:type="dxa" w:w="100"/>
+            </w:tcMar>
+          </w:tcPr>
+          <w:p>
+            <w:pPr>
+              <w:spacing w:after="0" w:before="0"/>
+            </w:pPr>
+            <w:r>
+              <w:rPr>
+                <w:b/>
+                <w:bCs/>
+                <w:color w:val="0F2B3C"/>
+                <w:sz w:val="16"/>
+                <w:szCs w:val="16"/>
+              </w:rPr>
+              <w:t xml:space="preserve">WORKING SPACE / CALCULATION STEPS</w:t>
+            </w:r>
+          </w:p>
+        </w:tc>
+        <w:tc>
+          <w:tcPr>
+            <w:tcW w:type="dxa" w:w="3000"/>
+            <w:shd w:fill="FBF3E2" w:color="auto" w:val="clear"/>
+            <w:tcMar>
+              <w:top w:type="dxa" w:w="60"/>
+              <w:left w:type="dxa" w:w="100"/>
+              <w:bottom w:type="dxa" w:w="60"/>
+              <w:right w:type="dxa" w:w="100"/>
+            </w:tcMar>
+          </w:tcPr>
+          <w:p>
+            <w:pPr>
+              <w:spacing w:after="0" w:before="0"/>
+            </w:pPr>
+            <w:r>
+              <w:rPr>
+                <w:b/>
+                <w:bCs/>
+                <w:color w:val="7A5400"/>
+                <w:sz w:val="16"/>
+                <w:szCs w:val="16"/>
+              </w:rPr>
+              <w:t xml:space="preserve">EXPLAIN YOUR REASONING</w:t>
+            </w:r>
+          </w:p>
+        </w:tc>
+      </w:tr>
+      <w:tr>
+        <w:trPr>
+          <w:cantSplit/>
+        </w:trPr>
+        <w:tc>
+          <w:tcPr>
+            <w:tcW w:type="dxa" w:w="2800"/>
+            <w:tcMar>
+              <w:top w:type="dxa" w:w="80"/>
+              <w:left w:type="dxa" w:w="100"/>
+              <w:bottom w:type="dxa" w:w="80"/>
+              <w:right w:type="dxa" w:w="100"/>
+            </w:tcMar>
+            <w:vAlign w:val="top"/>
+          </w:tcPr>
+          <w:p>
+            <w:pPr>
+              <w:spacing w:after="40" w:before="0"/>
+            </w:pPr>
+            <w:r>
+              <w:rPr>
+                <w:b/>
+                <w:bCs/>
+                <w:color w:val="0F2B3C"/>
+                <w:sz w:val="20"/>
+                <w:szCs w:val="20"/>
+              </w:rPr>
+              <w:t xml:space="preserve">3.  What is half of 10?</w:t>
+            </w:r>
+          </w:p>
+        </w:tc>
+        <w:tc>
+          <w:tcPr>
+            <w:tcW w:type="dxa" w:w="3560"/>
+            <w:tcMar>
+              <w:top w:type="dxa" w:w="80"/>
+              <w:left w:type="dxa" w:w="100"/>
+              <w:bottom w:type="dxa" w:w="80"/>
+              <w:right w:type="dxa" w:w="100"/>
+            </w:tcMar>
+            <w:vAlign w:val="top"/>
+          </w:tcPr>
+          <w:p>
+            <w:pPr>
+              <w:spacing w:after="50" w:before="0"/>
+            </w:pPr>
+            <w:r>
+              <w:rPr>
+                <w:color w:val="BBBBBB"/>
+                <w:sz w:val="18"/>
+                <w:szCs w:val="18"/>
+              </w:rPr>
+              <w:t xml:space="preserve">____________________________</w:t>
+            </w:r>
+          </w:p>
+          <w:p>
+            <w:pPr>
+              <w:spacing w:after="50" w:before="0"/>
+            </w:pPr>
+            <w:r>
+              <w:rPr>
+                <w:color w:val="BBBBBB"/>
+                <w:sz w:val="18"/>
+                <w:szCs w:val="18"/>
+              </w:rPr>
+              <w:t xml:space="preserve">____________________________</w:t>
+            </w:r>
+          </w:p>
+          <w:p>
+            <w:pPr>
+              <w:spacing w:after="50" w:before="0"/>
+            </w:pPr>
+            <w:r>
+              <w:rPr>
+                <w:color w:val="BBBBBB"/>
+                <w:sz w:val="18"/>
+                <w:szCs w:val="18"/>
+              </w:rPr>
+              <w:t xml:space="preserve">____________________________</w:t>
+            </w:r>
+          </w:p>
+          <w:p>
+            <w:pPr>
+              <w:spacing w:after="50" w:before="0"/>
+            </w:pPr>
+            <w:r>
+              <w:rPr>
+                <w:color w:val="BBBBBB"/>
+                <w:sz w:val="18"/>
+                <w:szCs w:val="18"/>
+              </w:rPr>
+              <w:t xml:space="preserve">____________________________</w:t>
+            </w:r>
+          </w:p>
+        </w:tc>
+        <w:tc>
+          <w:tcPr>
+            <w:tcW w:type="dxa" w:w="3000"/>
+            <w:shd w:fill="FBF3E2" w:color="auto" w:val="clear"/>
+            <w:tcMar>
+              <w:top w:type="dxa" w:w="80"/>
+              <w:left w:type="dxa" w:w="100"/>
+              <w:bottom w:type="dxa" w:w="80"/>
+              <w:right w:type="dxa" w:w="100"/>
+            </w:tcMar>
+            <w:vAlign w:val="top"/>
+          </w:tcPr>
+          <w:p>
+            <w:pPr>
+              <w:spacing w:after="30" w:before="0"/>
+            </w:pPr>
+            <w:r>
+              <w:rPr>
+                <w:b/>
+                <w:bCs/>
+                <w:color w:val="0F2B3C"/>
+                <w:sz w:val="18"/>
+                <w:szCs w:val="18"/>
+              </w:rPr>
+              <w:t xml:space="preserve">Because... ________________</w:t>
+            </w:r>
+          </w:p>
+          <w:p>
+            <w:pPr>
+              <w:spacing w:after="50" w:before="0"/>
+            </w:pPr>
+            <w:r>
+              <w:rPr>
+                <w:color w:val="BBBBBB"/>
+                <w:sz w:val="18"/>
+                <w:szCs w:val="18"/>
+              </w:rPr>
+              <w:t xml:space="preserve">____________________________</w:t>
+            </w:r>
+          </w:p>
+          <w:p>
+            <w:pPr>
+              <w:spacing w:after="30" w:before="40"/>
+            </w:pPr>
+            <w:r>
+              <w:rPr>
+                <w:b/>
+                <w:bCs/>
+                <w:color w:val="1A6FB5"/>
+                <w:sz w:val="18"/>
+                <w:szCs w:val="18"/>
+              </w:rPr>
+              <w:t xml:space="preserve">Although... _______________</w:t>
+            </w:r>
+          </w:p>
+          <w:p>
+            <w:pPr>
+              <w:spacing w:after="50" w:before="0"/>
+            </w:pPr>
+            <w:r>
+              <w:rPr>
+                <w:color w:val="BBBBBB"/>
+                <w:sz w:val="18"/>
+                <w:szCs w:val="18"/>
+              </w:rPr>
+              <w:t xml:space="preserve">____________________________</w:t>
+            </w:r>
+          </w:p>
+          <w:p>
+            <w:pPr>
+              <w:spacing w:after="30" w:before="40"/>
+            </w:pPr>
+            <w:r>
+              <w:rPr>
+                <w:b/>
+                <w:bCs/>
+                <w:color w:val="7A5400"/>
+                <w:sz w:val="18"/>
+                <w:szCs w:val="18"/>
+              </w:rPr>
+              <w:t xml:space="preserve">Therefore... ______________</w:t>
+            </w:r>
+          </w:p>
+          <w:p>
+            <w:pPr>
+              <w:spacing w:after="50" w:before="0"/>
+            </w:pPr>
+            <w:r>
+              <w:rPr>
+                <w:color w:val="BBBBBB"/>
+                <w:sz w:val="18"/>
+                <w:szCs w:val="18"/>
+              </w:rPr>
+              <w:t xml:space="preserve">____________________________</w:t>
+            </w:r>
+          </w:p>
+        </w:tc>
+      </w:tr>
+    </w:tbl>
     <w:p>
       <w:pPr>
-        <w:spacing w:after="40" w:before="0"/>
-      </w:pPr>
-      <w:r>
-        <w:rPr>
-          <w:sz w:val="22"/>
-          <w:szCs w:val="22"/>
-        </w:rPr>
-        <w:t xml:space="preserve">2.  What is half of 24?</w:t>
-      </w:r>
-    </w:p>
-    <w:p>
-      <w:pPr>
-        <w:spacing w:after="80" w:before="0"/>
-      </w:pPr>
-      <w:r>
-        <w:rPr>
-          <w:color w:val="BBBBBB"/>
-        </w:rPr>
-        <w:t xml:space="preserve">____________________________________________________</w:t>
-      </w:r>
-    </w:p>
-    <w:p>
-      <w:pPr>
-        <w:spacing w:after="40" w:before="0"/>
-      </w:pPr>
-      <w:r>
-        <w:rPr>
-          <w:sz w:val="22"/>
-          <w:szCs w:val="22"/>
-        </w:rPr>
-        <w:t xml:space="preserve">3.  What is half of 10?</w:t>
-      </w:r>
-    </w:p>
-    <w:p>
-      <w:pPr>
-        <w:spacing w:after="80" w:before="0"/>
-      </w:pPr>
-      <w:r>
-        <w:rPr>
-          <w:color w:val="BBBBBB"/>
-        </w:rPr>
-        <w:t xml:space="preserve">____________________________________________________</w:t>
+        <w:spacing w:after="60" w:before="0"/>
+      </w:pPr>
+      <w:r>
+        <w:t xml:space="preserve"/>
       </w:r>
     </w:p>
     <w:p>
@@ -225,86 +2464,935 @@
         <w:t xml:space="preserve">Do base × height, then halve.</w:t>
       </w:r>
     </w:p>
+    <w:tbl>
+      <w:tblPr>
+        <w:tblW w:type="dxa" w:w="9360"/>
+        <w:tblBorders>
+          <w:top w:val="single" w:color="C7D2DD" w:sz="6"/>
+          <w:left w:val="single" w:color="C7D2DD" w:sz="6"/>
+          <w:bottom w:val="single" w:color="C7D2DD" w:sz="6"/>
+          <w:right w:val="single" w:color="C7D2DD" w:sz="6"/>
+          <w:insideH w:val="single" w:color="C7D2DD" w:sz="6"/>
+          <w:insideV w:val="single" w:color="C7D2DD" w:sz="6"/>
+        </w:tblBorders>
+      </w:tblPr>
+      <w:tblGrid>
+        <w:gridCol w:w="2800"/>
+        <w:gridCol w:w="3560"/>
+        <w:gridCol w:w="3000"/>
+      </w:tblGrid>
+      <w:tr>
+        <w:trPr>
+          <w:cantSplit/>
+          <w:tblHeader/>
+        </w:trPr>
+        <w:tc>
+          <w:tcPr>
+            <w:tcW w:type="dxa" w:w="2800"/>
+            <w:shd w:fill="EEF4F8" w:color="auto" w:val="clear"/>
+            <w:tcMar>
+              <w:top w:type="dxa" w:w="60"/>
+              <w:left w:type="dxa" w:w="100"/>
+              <w:bottom w:type="dxa" w:w="60"/>
+              <w:right w:type="dxa" w:w="100"/>
+            </w:tcMar>
+          </w:tcPr>
+          <w:p>
+            <w:pPr>
+              <w:spacing w:after="0" w:before="0"/>
+            </w:pPr>
+            <w:r>
+              <w:rPr>
+                <w:b/>
+                <w:bCs/>
+                <w:color w:val="0F2B3C"/>
+                <w:sz w:val="16"/>
+                <w:szCs w:val="16"/>
+              </w:rPr>
+              <w:t xml:space="preserve">CORE PROBLEM / GIVEN REPRESENTATION</w:t>
+            </w:r>
+          </w:p>
+        </w:tc>
+        <w:tc>
+          <w:tcPr>
+            <w:tcW w:type="dxa" w:w="3560"/>
+            <w:shd w:fill="EEF4F8" w:color="auto" w:val="clear"/>
+            <w:tcMar>
+              <w:top w:type="dxa" w:w="60"/>
+              <w:left w:type="dxa" w:w="100"/>
+              <w:bottom w:type="dxa" w:w="60"/>
+              <w:right w:type="dxa" w:w="100"/>
+            </w:tcMar>
+          </w:tcPr>
+          <w:p>
+            <w:pPr>
+              <w:spacing w:after="0" w:before="0"/>
+            </w:pPr>
+            <w:r>
+              <w:rPr>
+                <w:b/>
+                <w:bCs/>
+                <w:color w:val="0F2B3C"/>
+                <w:sz w:val="16"/>
+                <w:szCs w:val="16"/>
+              </w:rPr>
+              <w:t xml:space="preserve">WORKING SPACE / CALCULATION STEPS</w:t>
+            </w:r>
+          </w:p>
+        </w:tc>
+        <w:tc>
+          <w:tcPr>
+            <w:tcW w:type="dxa" w:w="3000"/>
+            <w:shd w:fill="FBF3E2" w:color="auto" w:val="clear"/>
+            <w:tcMar>
+              <w:top w:type="dxa" w:w="60"/>
+              <w:left w:type="dxa" w:w="100"/>
+              <w:bottom w:type="dxa" w:w="60"/>
+              <w:right w:type="dxa" w:w="100"/>
+            </w:tcMar>
+          </w:tcPr>
+          <w:p>
+            <w:pPr>
+              <w:spacing w:after="0" w:before="0"/>
+            </w:pPr>
+            <w:r>
+              <w:rPr>
+                <w:b/>
+                <w:bCs/>
+                <w:color w:val="7A5400"/>
+                <w:sz w:val="16"/>
+                <w:szCs w:val="16"/>
+              </w:rPr>
+              <w:t xml:space="preserve">EXPLAIN YOUR REASONING</w:t>
+            </w:r>
+          </w:p>
+        </w:tc>
+      </w:tr>
+      <w:tr>
+        <w:trPr>
+          <w:cantSplit/>
+        </w:trPr>
+        <w:tc>
+          <w:tcPr>
+            <w:tcW w:type="dxa" w:w="2800"/>
+            <w:tcMar>
+              <w:top w:type="dxa" w:w="80"/>
+              <w:left w:type="dxa" w:w="100"/>
+              <w:bottom w:type="dxa" w:w="80"/>
+              <w:right w:type="dxa" w:w="100"/>
+            </w:tcMar>
+            <w:vAlign w:val="top"/>
+          </w:tcPr>
+          <w:p>
+            <w:pPr>
+              <w:spacing w:after="40" w:before="0"/>
+            </w:pPr>
+            <w:r>
+              <w:rPr>
+                <w:b/>
+                <w:bCs/>
+                <w:color w:val="0F2B3C"/>
+                <w:sz w:val="20"/>
+                <w:szCs w:val="20"/>
+              </w:rPr>
+              <w:t xml:space="preserve">1.  Multiply base × height: 8 × 3 = ___?</w:t>
+            </w:r>
+          </w:p>
+        </w:tc>
+        <w:tc>
+          <w:tcPr>
+            <w:tcW w:type="dxa" w:w="3560"/>
+            <w:tcMar>
+              <w:top w:type="dxa" w:w="80"/>
+              <w:left w:type="dxa" w:w="100"/>
+              <w:bottom w:type="dxa" w:w="80"/>
+              <w:right w:type="dxa" w:w="100"/>
+            </w:tcMar>
+            <w:vAlign w:val="top"/>
+          </w:tcPr>
+          <w:p>
+            <w:pPr>
+              <w:spacing w:after="50" w:before="0"/>
+            </w:pPr>
+            <w:r>
+              <w:rPr>
+                <w:color w:val="BBBBBB"/>
+                <w:sz w:val="18"/>
+                <w:szCs w:val="18"/>
+              </w:rPr>
+              <w:t xml:space="preserve">____________________________</w:t>
+            </w:r>
+          </w:p>
+          <w:p>
+            <w:pPr>
+              <w:spacing w:after="50" w:before="0"/>
+            </w:pPr>
+            <w:r>
+              <w:rPr>
+                <w:color w:val="BBBBBB"/>
+                <w:sz w:val="18"/>
+                <w:szCs w:val="18"/>
+              </w:rPr>
+              <w:t xml:space="preserve">____________________________</w:t>
+            </w:r>
+          </w:p>
+          <w:p>
+            <w:pPr>
+              <w:spacing w:after="50" w:before="0"/>
+            </w:pPr>
+            <w:r>
+              <w:rPr>
+                <w:color w:val="BBBBBB"/>
+                <w:sz w:val="18"/>
+                <w:szCs w:val="18"/>
+              </w:rPr>
+              <w:t xml:space="preserve">____________________________</w:t>
+            </w:r>
+          </w:p>
+          <w:p>
+            <w:pPr>
+              <w:spacing w:after="50" w:before="0"/>
+            </w:pPr>
+            <w:r>
+              <w:rPr>
+                <w:color w:val="BBBBBB"/>
+                <w:sz w:val="18"/>
+                <w:szCs w:val="18"/>
+              </w:rPr>
+              <w:t xml:space="preserve">____________________________</w:t>
+            </w:r>
+          </w:p>
+        </w:tc>
+        <w:tc>
+          <w:tcPr>
+            <w:tcW w:type="dxa" w:w="3000"/>
+            <w:shd w:fill="FBF3E2" w:color="auto" w:val="clear"/>
+            <w:tcMar>
+              <w:top w:type="dxa" w:w="80"/>
+              <w:left w:type="dxa" w:w="100"/>
+              <w:bottom w:type="dxa" w:w="80"/>
+              <w:right w:type="dxa" w:w="100"/>
+            </w:tcMar>
+            <w:vAlign w:val="top"/>
+          </w:tcPr>
+          <w:p>
+            <w:pPr>
+              <w:spacing w:after="30" w:before="0"/>
+            </w:pPr>
+            <w:r>
+              <w:rPr>
+                <w:b/>
+                <w:bCs/>
+                <w:color w:val="0F2B3C"/>
+                <w:sz w:val="18"/>
+                <w:szCs w:val="18"/>
+              </w:rPr>
+              <w:t xml:space="preserve">Because... ________________</w:t>
+            </w:r>
+          </w:p>
+          <w:p>
+            <w:pPr>
+              <w:spacing w:after="50" w:before="0"/>
+            </w:pPr>
+            <w:r>
+              <w:rPr>
+                <w:color w:val="BBBBBB"/>
+                <w:sz w:val="18"/>
+                <w:szCs w:val="18"/>
+              </w:rPr>
+              <w:t xml:space="preserve">____________________________</w:t>
+            </w:r>
+          </w:p>
+          <w:p>
+            <w:pPr>
+              <w:spacing w:after="30" w:before="40"/>
+            </w:pPr>
+            <w:r>
+              <w:rPr>
+                <w:b/>
+                <w:bCs/>
+                <w:color w:val="1A6FB5"/>
+                <w:sz w:val="18"/>
+                <w:szCs w:val="18"/>
+              </w:rPr>
+              <w:t xml:space="preserve">Although... _______________</w:t>
+            </w:r>
+          </w:p>
+          <w:p>
+            <w:pPr>
+              <w:spacing w:after="50" w:before="0"/>
+            </w:pPr>
+            <w:r>
+              <w:rPr>
+                <w:color w:val="BBBBBB"/>
+                <w:sz w:val="18"/>
+                <w:szCs w:val="18"/>
+              </w:rPr>
+              <w:t xml:space="preserve">____________________________</w:t>
+            </w:r>
+          </w:p>
+          <w:p>
+            <w:pPr>
+              <w:spacing w:after="30" w:before="40"/>
+            </w:pPr>
+            <w:r>
+              <w:rPr>
+                <w:b/>
+                <w:bCs/>
+                <w:color w:val="7A5400"/>
+                <w:sz w:val="18"/>
+                <w:szCs w:val="18"/>
+              </w:rPr>
+              <w:t xml:space="preserve">Therefore... ______________</w:t>
+            </w:r>
+          </w:p>
+          <w:p>
+            <w:pPr>
+              <w:spacing w:after="50" w:before="0"/>
+            </w:pPr>
+            <w:r>
+              <w:rPr>
+                <w:color w:val="BBBBBB"/>
+                <w:sz w:val="18"/>
+                <w:szCs w:val="18"/>
+              </w:rPr>
+              <w:t xml:space="preserve">____________________________</w:t>
+            </w:r>
+          </w:p>
+        </w:tc>
+      </w:tr>
+    </w:tbl>
     <w:p>
       <w:pPr>
-        <w:spacing w:after="40" w:before="0"/>
-      </w:pPr>
-      <w:r>
-        <w:rPr>
-          <w:sz w:val="22"/>
-          <w:szCs w:val="22"/>
-        </w:rPr>
-        <w:t xml:space="preserve">1.  Multiply base × height: 8 × 3 = ___?</w:t>
+        <w:spacing w:after="60" w:before="0"/>
+      </w:pPr>
+      <w:r>
+        <w:t xml:space="preserve"/>
       </w:r>
     </w:p>
+    <w:tbl>
+      <w:tblPr>
+        <w:tblW w:type="dxa" w:w="9360"/>
+        <w:tblBorders>
+          <w:top w:val="single" w:color="C7D2DD" w:sz="6"/>
+          <w:left w:val="single" w:color="C7D2DD" w:sz="6"/>
+          <w:bottom w:val="single" w:color="C7D2DD" w:sz="6"/>
+          <w:right w:val="single" w:color="C7D2DD" w:sz="6"/>
+          <w:insideH w:val="single" w:color="C7D2DD" w:sz="6"/>
+          <w:insideV w:val="single" w:color="C7D2DD" w:sz="6"/>
+        </w:tblBorders>
+      </w:tblPr>
+      <w:tblGrid>
+        <w:gridCol w:w="2800"/>
+        <w:gridCol w:w="3560"/>
+        <w:gridCol w:w="3000"/>
+      </w:tblGrid>
+      <w:tr>
+        <w:trPr>
+          <w:cantSplit/>
+          <w:tblHeader/>
+        </w:trPr>
+        <w:tc>
+          <w:tcPr>
+            <w:tcW w:type="dxa" w:w="2800"/>
+            <w:shd w:fill="EEF4F8" w:color="auto" w:val="clear"/>
+            <w:tcMar>
+              <w:top w:type="dxa" w:w="60"/>
+              <w:left w:type="dxa" w:w="100"/>
+              <w:bottom w:type="dxa" w:w="60"/>
+              <w:right w:type="dxa" w:w="100"/>
+            </w:tcMar>
+          </w:tcPr>
+          <w:p>
+            <w:pPr>
+              <w:spacing w:after="0" w:before="0"/>
+            </w:pPr>
+            <w:r>
+              <w:rPr>
+                <w:b/>
+                <w:bCs/>
+                <w:color w:val="0F2B3C"/>
+                <w:sz w:val="16"/>
+                <w:szCs w:val="16"/>
+              </w:rPr>
+              <w:t xml:space="preserve">CORE PROBLEM / GIVEN REPRESENTATION</w:t>
+            </w:r>
+          </w:p>
+        </w:tc>
+        <w:tc>
+          <w:tcPr>
+            <w:tcW w:type="dxa" w:w="3560"/>
+            <w:shd w:fill="EEF4F8" w:color="auto" w:val="clear"/>
+            <w:tcMar>
+              <w:top w:type="dxa" w:w="60"/>
+              <w:left w:type="dxa" w:w="100"/>
+              <w:bottom w:type="dxa" w:w="60"/>
+              <w:right w:type="dxa" w:w="100"/>
+            </w:tcMar>
+          </w:tcPr>
+          <w:p>
+            <w:pPr>
+              <w:spacing w:after="0" w:before="0"/>
+            </w:pPr>
+            <w:r>
+              <w:rPr>
+                <w:b/>
+                <w:bCs/>
+                <w:color w:val="0F2B3C"/>
+                <w:sz w:val="16"/>
+                <w:szCs w:val="16"/>
+              </w:rPr>
+              <w:t xml:space="preserve">WORKING SPACE / CALCULATION STEPS</w:t>
+            </w:r>
+          </w:p>
+        </w:tc>
+        <w:tc>
+          <w:tcPr>
+            <w:tcW w:type="dxa" w:w="3000"/>
+            <w:shd w:fill="FBF3E2" w:color="auto" w:val="clear"/>
+            <w:tcMar>
+              <w:top w:type="dxa" w:w="60"/>
+              <w:left w:type="dxa" w:w="100"/>
+              <w:bottom w:type="dxa" w:w="60"/>
+              <w:right w:type="dxa" w:w="100"/>
+            </w:tcMar>
+          </w:tcPr>
+          <w:p>
+            <w:pPr>
+              <w:spacing w:after="0" w:before="0"/>
+            </w:pPr>
+            <w:r>
+              <w:rPr>
+                <w:b/>
+                <w:bCs/>
+                <w:color w:val="7A5400"/>
+                <w:sz w:val="16"/>
+                <w:szCs w:val="16"/>
+              </w:rPr>
+              <w:t xml:space="preserve">EXPLAIN YOUR REASONING</w:t>
+            </w:r>
+          </w:p>
+        </w:tc>
+      </w:tr>
+      <w:tr>
+        <w:trPr>
+          <w:cantSplit/>
+        </w:trPr>
+        <w:tc>
+          <w:tcPr>
+            <w:tcW w:type="dxa" w:w="2800"/>
+            <w:tcMar>
+              <w:top w:type="dxa" w:w="80"/>
+              <w:left w:type="dxa" w:w="100"/>
+              <w:bottom w:type="dxa" w:w="80"/>
+              <w:right w:type="dxa" w:w="100"/>
+            </w:tcMar>
+            <w:vAlign w:val="top"/>
+          </w:tcPr>
+          <w:p>
+            <w:pPr>
+              <w:spacing w:after="40" w:before="0"/>
+            </w:pPr>
+            <w:r>
+              <w:rPr>
+                <w:b/>
+                <w:bCs/>
+                <w:color w:val="0F2B3C"/>
+                <w:sz w:val="20"/>
+                <w:szCs w:val="20"/>
+              </w:rPr>
+              <w:t xml:space="preserve">2.  A triangle is half of that. Half of 24 = ___?</w:t>
+            </w:r>
+          </w:p>
+        </w:tc>
+        <w:tc>
+          <w:tcPr>
+            <w:tcW w:type="dxa" w:w="3560"/>
+            <w:tcMar>
+              <w:top w:type="dxa" w:w="80"/>
+              <w:left w:type="dxa" w:w="100"/>
+              <w:bottom w:type="dxa" w:w="80"/>
+              <w:right w:type="dxa" w:w="100"/>
+            </w:tcMar>
+            <w:vAlign w:val="top"/>
+          </w:tcPr>
+          <w:p>
+            <w:pPr>
+              <w:spacing w:after="50" w:before="0"/>
+            </w:pPr>
+            <w:r>
+              <w:rPr>
+                <w:color w:val="BBBBBB"/>
+                <w:sz w:val="18"/>
+                <w:szCs w:val="18"/>
+              </w:rPr>
+              <w:t xml:space="preserve">____________________________</w:t>
+            </w:r>
+          </w:p>
+          <w:p>
+            <w:pPr>
+              <w:spacing w:after="50" w:before="0"/>
+            </w:pPr>
+            <w:r>
+              <w:rPr>
+                <w:color w:val="BBBBBB"/>
+                <w:sz w:val="18"/>
+                <w:szCs w:val="18"/>
+              </w:rPr>
+              <w:t xml:space="preserve">____________________________</w:t>
+            </w:r>
+          </w:p>
+          <w:p>
+            <w:pPr>
+              <w:spacing w:after="50" w:before="0"/>
+            </w:pPr>
+            <w:r>
+              <w:rPr>
+                <w:color w:val="BBBBBB"/>
+                <w:sz w:val="18"/>
+                <w:szCs w:val="18"/>
+              </w:rPr>
+              <w:t xml:space="preserve">____________________________</w:t>
+            </w:r>
+          </w:p>
+          <w:p>
+            <w:pPr>
+              <w:spacing w:after="50" w:before="0"/>
+            </w:pPr>
+            <w:r>
+              <w:rPr>
+                <w:color w:val="BBBBBB"/>
+                <w:sz w:val="18"/>
+                <w:szCs w:val="18"/>
+              </w:rPr>
+              <w:t xml:space="preserve">____________________________</w:t>
+            </w:r>
+          </w:p>
+        </w:tc>
+        <w:tc>
+          <w:tcPr>
+            <w:tcW w:type="dxa" w:w="3000"/>
+            <w:shd w:fill="FBF3E2" w:color="auto" w:val="clear"/>
+            <w:tcMar>
+              <w:top w:type="dxa" w:w="80"/>
+              <w:left w:type="dxa" w:w="100"/>
+              <w:bottom w:type="dxa" w:w="80"/>
+              <w:right w:type="dxa" w:w="100"/>
+            </w:tcMar>
+            <w:vAlign w:val="top"/>
+          </w:tcPr>
+          <w:p>
+            <w:pPr>
+              <w:spacing w:after="30" w:before="0"/>
+            </w:pPr>
+            <w:r>
+              <w:rPr>
+                <w:b/>
+                <w:bCs/>
+                <w:color w:val="0F2B3C"/>
+                <w:sz w:val="18"/>
+                <w:szCs w:val="18"/>
+              </w:rPr>
+              <w:t xml:space="preserve">Because... ________________</w:t>
+            </w:r>
+          </w:p>
+          <w:p>
+            <w:pPr>
+              <w:spacing w:after="50" w:before="0"/>
+            </w:pPr>
+            <w:r>
+              <w:rPr>
+                <w:color w:val="BBBBBB"/>
+                <w:sz w:val="18"/>
+                <w:szCs w:val="18"/>
+              </w:rPr>
+              <w:t xml:space="preserve">____________________________</w:t>
+            </w:r>
+          </w:p>
+          <w:p>
+            <w:pPr>
+              <w:spacing w:after="30" w:before="40"/>
+            </w:pPr>
+            <w:r>
+              <w:rPr>
+                <w:b/>
+                <w:bCs/>
+                <w:color w:val="1A6FB5"/>
+                <w:sz w:val="18"/>
+                <w:szCs w:val="18"/>
+              </w:rPr>
+              <w:t xml:space="preserve">Although... _______________</w:t>
+            </w:r>
+          </w:p>
+          <w:p>
+            <w:pPr>
+              <w:spacing w:after="50" w:before="0"/>
+            </w:pPr>
+            <w:r>
+              <w:rPr>
+                <w:color w:val="BBBBBB"/>
+                <w:sz w:val="18"/>
+                <w:szCs w:val="18"/>
+              </w:rPr>
+              <w:t xml:space="preserve">____________________________</w:t>
+            </w:r>
+          </w:p>
+          <w:p>
+            <w:pPr>
+              <w:spacing w:after="30" w:before="40"/>
+            </w:pPr>
+            <w:r>
+              <w:rPr>
+                <w:b/>
+                <w:bCs/>
+                <w:color w:val="7A5400"/>
+                <w:sz w:val="18"/>
+                <w:szCs w:val="18"/>
+              </w:rPr>
+              <w:t xml:space="preserve">Therefore... ______________</w:t>
+            </w:r>
+          </w:p>
+          <w:p>
+            <w:pPr>
+              <w:spacing w:after="50" w:before="0"/>
+            </w:pPr>
+            <w:r>
+              <w:rPr>
+                <w:color w:val="BBBBBB"/>
+                <w:sz w:val="18"/>
+                <w:szCs w:val="18"/>
+              </w:rPr>
+              <w:t xml:space="preserve">____________________________</w:t>
+            </w:r>
+          </w:p>
+        </w:tc>
+      </w:tr>
+    </w:tbl>
     <w:p>
       <w:pPr>
-        <w:spacing w:after="80" w:before="0"/>
-      </w:pPr>
-      <w:r>
-        <w:rPr>
-          <w:color w:val="BBBBBB"/>
-        </w:rPr>
-        <w:t xml:space="preserve">____________________________________________________</w:t>
+        <w:spacing w:after="60" w:before="0"/>
+      </w:pPr>
+      <w:r>
+        <w:t xml:space="preserve"/>
       </w:r>
     </w:p>
+    <w:tbl>
+      <w:tblPr>
+        <w:tblW w:type="dxa" w:w="9360"/>
+        <w:tblBorders>
+          <w:top w:val="single" w:color="C7D2DD" w:sz="6"/>
+          <w:left w:val="single" w:color="C7D2DD" w:sz="6"/>
+          <w:bottom w:val="single" w:color="C7D2DD" w:sz="6"/>
+          <w:right w:val="single" w:color="C7D2DD" w:sz="6"/>
+          <w:insideH w:val="single" w:color="C7D2DD" w:sz="6"/>
+          <w:insideV w:val="single" w:color="C7D2DD" w:sz="6"/>
+        </w:tblBorders>
+      </w:tblPr>
+      <w:tblGrid>
+        <w:gridCol w:w="2800"/>
+        <w:gridCol w:w="3560"/>
+        <w:gridCol w:w="3000"/>
+      </w:tblGrid>
+      <w:tr>
+        <w:trPr>
+          <w:cantSplit/>
+          <w:tblHeader/>
+        </w:trPr>
+        <w:tc>
+          <w:tcPr>
+            <w:tcW w:type="dxa" w:w="2800"/>
+            <w:shd w:fill="EEF4F8" w:color="auto" w:val="clear"/>
+            <w:tcMar>
+              <w:top w:type="dxa" w:w="60"/>
+              <w:left w:type="dxa" w:w="100"/>
+              <w:bottom w:type="dxa" w:w="60"/>
+              <w:right w:type="dxa" w:w="100"/>
+            </w:tcMar>
+          </w:tcPr>
+          <w:p>
+            <w:pPr>
+              <w:spacing w:after="0" w:before="0"/>
+            </w:pPr>
+            <w:r>
+              <w:rPr>
+                <w:b/>
+                <w:bCs/>
+                <w:color w:val="0F2B3C"/>
+                <w:sz w:val="16"/>
+                <w:szCs w:val="16"/>
+              </w:rPr>
+              <w:t xml:space="preserve">CORE PROBLEM / GIVEN REPRESENTATION</w:t>
+            </w:r>
+          </w:p>
+        </w:tc>
+        <w:tc>
+          <w:tcPr>
+            <w:tcW w:type="dxa" w:w="3560"/>
+            <w:shd w:fill="EEF4F8" w:color="auto" w:val="clear"/>
+            <w:tcMar>
+              <w:top w:type="dxa" w:w="60"/>
+              <w:left w:type="dxa" w:w="100"/>
+              <w:bottom w:type="dxa" w:w="60"/>
+              <w:right w:type="dxa" w:w="100"/>
+            </w:tcMar>
+          </w:tcPr>
+          <w:p>
+            <w:pPr>
+              <w:spacing w:after="0" w:before="0"/>
+            </w:pPr>
+            <w:r>
+              <w:rPr>
+                <w:b/>
+                <w:bCs/>
+                <w:color w:val="0F2B3C"/>
+                <w:sz w:val="16"/>
+                <w:szCs w:val="16"/>
+              </w:rPr>
+              <w:t xml:space="preserve">WORKING SPACE / CALCULATION STEPS</w:t>
+            </w:r>
+          </w:p>
+        </w:tc>
+        <w:tc>
+          <w:tcPr>
+            <w:tcW w:type="dxa" w:w="3000"/>
+            <w:shd w:fill="FBF3E2" w:color="auto" w:val="clear"/>
+            <w:tcMar>
+              <w:top w:type="dxa" w:w="60"/>
+              <w:left w:type="dxa" w:w="100"/>
+              <w:bottom w:type="dxa" w:w="60"/>
+              <w:right w:type="dxa" w:w="100"/>
+            </w:tcMar>
+          </w:tcPr>
+          <w:p>
+            <w:pPr>
+              <w:spacing w:after="0" w:before="0"/>
+            </w:pPr>
+            <w:r>
+              <w:rPr>
+                <w:b/>
+                <w:bCs/>
+                <w:color w:val="7A5400"/>
+                <w:sz w:val="16"/>
+                <w:szCs w:val="16"/>
+              </w:rPr>
+              <w:t xml:space="preserve">EXPLAIN YOUR REASONING</w:t>
+            </w:r>
+          </w:p>
+        </w:tc>
+      </w:tr>
+      <w:tr>
+        <w:trPr>
+          <w:cantSplit/>
+        </w:trPr>
+        <w:tc>
+          <w:tcPr>
+            <w:tcW w:type="dxa" w:w="2800"/>
+            <w:tcMar>
+              <w:top w:type="dxa" w:w="80"/>
+              <w:left w:type="dxa" w:w="100"/>
+              <w:bottom w:type="dxa" w:w="80"/>
+              <w:right w:type="dxa" w:w="100"/>
+            </w:tcMar>
+            <w:vAlign w:val="top"/>
+          </w:tcPr>
+          <w:p>
+            <w:pPr>
+              <w:spacing w:after="40" w:before="0"/>
+            </w:pPr>
+            <w:r>
+              <w:rPr>
+                <w:b/>
+                <w:bCs/>
+                <w:color w:val="0F2B3C"/>
+                <w:sz w:val="20"/>
+                <w:szCs w:val="20"/>
+              </w:rPr>
+              <w:t xml:space="preserve">3.  A triangle has a slanted side of 7 and a straight-up height of 5. Which number is the height?</w:t>
+            </w:r>
+          </w:p>
+          <w:p>
+            <w:pPr>
+              <w:spacing w:after="0" w:before="0"/>
+            </w:pPr>
+            <w:r>
+              <w:rPr>
+                <w:color w:val="5E6E7E"/>
+                <w:sz w:val="18"/>
+                <w:szCs w:val="18"/>
+              </w:rPr>
+              <w:t xml:space="preserve">Choices: 7 (the slanted side)   /   5 (the straight-up distance)</w:t>
+            </w:r>
+          </w:p>
+        </w:tc>
+        <w:tc>
+          <w:tcPr>
+            <w:tcW w:type="dxa" w:w="3560"/>
+            <w:tcMar>
+              <w:top w:type="dxa" w:w="80"/>
+              <w:left w:type="dxa" w:w="100"/>
+              <w:bottom w:type="dxa" w:w="80"/>
+              <w:right w:type="dxa" w:w="100"/>
+            </w:tcMar>
+            <w:vAlign w:val="top"/>
+          </w:tcPr>
+          <w:p>
+            <w:pPr>
+              <w:spacing w:after="50" w:before="0"/>
+            </w:pPr>
+            <w:r>
+              <w:rPr>
+                <w:color w:val="BBBBBB"/>
+                <w:sz w:val="18"/>
+                <w:szCs w:val="18"/>
+              </w:rPr>
+              <w:t xml:space="preserve">____________________________</w:t>
+            </w:r>
+          </w:p>
+          <w:p>
+            <w:pPr>
+              <w:spacing w:after="50" w:before="0"/>
+            </w:pPr>
+            <w:r>
+              <w:rPr>
+                <w:color w:val="BBBBBB"/>
+                <w:sz w:val="18"/>
+                <w:szCs w:val="18"/>
+              </w:rPr>
+              <w:t xml:space="preserve">____________________________</w:t>
+            </w:r>
+          </w:p>
+          <w:p>
+            <w:pPr>
+              <w:spacing w:after="50" w:before="0"/>
+            </w:pPr>
+            <w:r>
+              <w:rPr>
+                <w:color w:val="BBBBBB"/>
+                <w:sz w:val="18"/>
+                <w:szCs w:val="18"/>
+              </w:rPr>
+              <w:t xml:space="preserve">____________________________</w:t>
+            </w:r>
+          </w:p>
+          <w:p>
+            <w:pPr>
+              <w:spacing w:after="50" w:before="0"/>
+            </w:pPr>
+            <w:r>
+              <w:rPr>
+                <w:color w:val="BBBBBB"/>
+                <w:sz w:val="18"/>
+                <w:szCs w:val="18"/>
+              </w:rPr>
+              <w:t xml:space="preserve">____________________________</w:t>
+            </w:r>
+          </w:p>
+        </w:tc>
+        <w:tc>
+          <w:tcPr>
+            <w:tcW w:type="dxa" w:w="3000"/>
+            <w:shd w:fill="FBF3E2" w:color="auto" w:val="clear"/>
+            <w:tcMar>
+              <w:top w:type="dxa" w:w="80"/>
+              <w:left w:type="dxa" w:w="100"/>
+              <w:bottom w:type="dxa" w:w="80"/>
+              <w:right w:type="dxa" w:w="100"/>
+            </w:tcMar>
+            <w:vAlign w:val="top"/>
+          </w:tcPr>
+          <w:p>
+            <w:pPr>
+              <w:spacing w:after="30" w:before="0"/>
+            </w:pPr>
+            <w:r>
+              <w:rPr>
+                <w:b/>
+                <w:bCs/>
+                <w:color w:val="0F2B3C"/>
+                <w:sz w:val="18"/>
+                <w:szCs w:val="18"/>
+              </w:rPr>
+              <w:t xml:space="preserve">Because... ________________</w:t>
+            </w:r>
+          </w:p>
+          <w:p>
+            <w:pPr>
+              <w:spacing w:after="50" w:before="0"/>
+            </w:pPr>
+            <w:r>
+              <w:rPr>
+                <w:color w:val="BBBBBB"/>
+                <w:sz w:val="18"/>
+                <w:szCs w:val="18"/>
+              </w:rPr>
+              <w:t xml:space="preserve">____________________________</w:t>
+            </w:r>
+          </w:p>
+          <w:p>
+            <w:pPr>
+              <w:spacing w:after="30" w:before="40"/>
+            </w:pPr>
+            <w:r>
+              <w:rPr>
+                <w:b/>
+                <w:bCs/>
+                <w:color w:val="1A6FB5"/>
+                <w:sz w:val="18"/>
+                <w:szCs w:val="18"/>
+              </w:rPr>
+              <w:t xml:space="preserve">Although... _______________</w:t>
+            </w:r>
+          </w:p>
+          <w:p>
+            <w:pPr>
+              <w:spacing w:after="50" w:before="0"/>
+            </w:pPr>
+            <w:r>
+              <w:rPr>
+                <w:color w:val="BBBBBB"/>
+                <w:sz w:val="18"/>
+                <w:szCs w:val="18"/>
+              </w:rPr>
+              <w:t xml:space="preserve">____________________________</w:t>
+            </w:r>
+          </w:p>
+          <w:p>
+            <w:pPr>
+              <w:spacing w:after="30" w:before="40"/>
+            </w:pPr>
+            <w:r>
+              <w:rPr>
+                <w:b/>
+                <w:bCs/>
+                <w:color w:val="7A5400"/>
+                <w:sz w:val="18"/>
+                <w:szCs w:val="18"/>
+              </w:rPr>
+              <w:t xml:space="preserve">Therefore... ______________</w:t>
+            </w:r>
+          </w:p>
+          <w:p>
+            <w:pPr>
+              <w:spacing w:after="50" w:before="0"/>
+            </w:pPr>
+            <w:r>
+              <w:rPr>
+                <w:color w:val="BBBBBB"/>
+                <w:sz w:val="18"/>
+                <w:szCs w:val="18"/>
+              </w:rPr>
+              <w:t xml:space="preserve">____________________________</w:t>
+            </w:r>
+          </w:p>
+        </w:tc>
+      </w:tr>
+    </w:tbl>
     <w:p>
       <w:pPr>
-        <w:spacing w:after="40" w:before="0"/>
-      </w:pPr>
-      <w:r>
-        <w:rPr>
-          <w:sz w:val="22"/>
-          <w:szCs w:val="22"/>
-        </w:rPr>
-        <w:t xml:space="preserve">2.  A triangle is half of that. Half of 24 = ___?</w:t>
-      </w:r>
-    </w:p>
-    <w:p>
-      <w:pPr>
-        <w:spacing w:after="80" w:before="0"/>
-      </w:pPr>
-      <w:r>
-        <w:rPr>
-          <w:color w:val="BBBBBB"/>
-        </w:rPr>
-        <w:t xml:space="preserve">____________________________________________________</w:t>
-      </w:r>
-    </w:p>
-    <w:p>
-      <w:pPr>
-        <w:spacing w:after="40" w:before="0"/>
-      </w:pPr>
-      <w:r>
-        <w:rPr>
-          <w:sz w:val="22"/>
-          <w:szCs w:val="22"/>
-        </w:rPr>
-        <w:t xml:space="preserve">3.  A triangle has a slanted side of 7 and a straight-up height of 5. Which number is the height?</w:t>
-      </w:r>
-    </w:p>
-    <w:p>
-      <w:pPr>
-        <w:spacing w:after="40" w:before="0"/>
-      </w:pPr>
-      <w:r>
-        <w:rPr>
-          <w:color w:val="5E6E7E"/>
-          <w:sz w:val="20"/>
-          <w:szCs w:val="20"/>
-        </w:rPr>
-        <w:t xml:space="preserve">     choices: 7 (the slanted side)   /   5 (the straight-up distance)</w:t>
-      </w:r>
-    </w:p>
-    <w:p>
-      <w:pPr>
-        <w:spacing w:after="80" w:before="0"/>
-      </w:pPr>
-      <w:r>
-        <w:rPr>
-          <w:color w:val="BBBBBB"/>
-        </w:rPr>
-        <w:t xml:space="preserve">____________________________________________________</w:t>
+        <w:spacing w:after="60" w:before="0"/>
+      </w:pPr>
+      <w:r>
+        <w:t xml:space="preserve"/>
       </w:r>
     </w:p>
     <w:p>
@@ -336,50 +3424,616 @@
         <w:t xml:space="preserve">Stretch into full triangle area.</w:t>
       </w:r>
     </w:p>
+    <w:tbl>
+      <w:tblPr>
+        <w:tblW w:type="dxa" w:w="9360"/>
+        <w:tblBorders>
+          <w:top w:val="single" w:color="C7D2DD" w:sz="6"/>
+          <w:left w:val="single" w:color="C7D2DD" w:sz="6"/>
+          <w:bottom w:val="single" w:color="C7D2DD" w:sz="6"/>
+          <w:right w:val="single" w:color="C7D2DD" w:sz="6"/>
+          <w:insideH w:val="single" w:color="C7D2DD" w:sz="6"/>
+          <w:insideV w:val="single" w:color="C7D2DD" w:sz="6"/>
+        </w:tblBorders>
+      </w:tblPr>
+      <w:tblGrid>
+        <w:gridCol w:w="2800"/>
+        <w:gridCol w:w="3560"/>
+        <w:gridCol w:w="3000"/>
+      </w:tblGrid>
+      <w:tr>
+        <w:trPr>
+          <w:cantSplit/>
+          <w:tblHeader/>
+        </w:trPr>
+        <w:tc>
+          <w:tcPr>
+            <w:tcW w:type="dxa" w:w="2800"/>
+            <w:shd w:fill="EEF4F8" w:color="auto" w:val="clear"/>
+            <w:tcMar>
+              <w:top w:type="dxa" w:w="60"/>
+              <w:left w:type="dxa" w:w="100"/>
+              <w:bottom w:type="dxa" w:w="60"/>
+              <w:right w:type="dxa" w:w="100"/>
+            </w:tcMar>
+          </w:tcPr>
+          <w:p>
+            <w:pPr>
+              <w:spacing w:after="0" w:before="0"/>
+            </w:pPr>
+            <w:r>
+              <w:rPr>
+                <w:b/>
+                <w:bCs/>
+                <w:color w:val="0F2B3C"/>
+                <w:sz w:val="16"/>
+                <w:szCs w:val="16"/>
+              </w:rPr>
+              <w:t xml:space="preserve">CORE PROBLEM / GIVEN REPRESENTATION</w:t>
+            </w:r>
+          </w:p>
+        </w:tc>
+        <w:tc>
+          <w:tcPr>
+            <w:tcW w:type="dxa" w:w="3560"/>
+            <w:shd w:fill="EEF4F8" w:color="auto" w:val="clear"/>
+            <w:tcMar>
+              <w:top w:type="dxa" w:w="60"/>
+              <w:left w:type="dxa" w:w="100"/>
+              <w:bottom w:type="dxa" w:w="60"/>
+              <w:right w:type="dxa" w:w="100"/>
+            </w:tcMar>
+          </w:tcPr>
+          <w:p>
+            <w:pPr>
+              <w:spacing w:after="0" w:before="0"/>
+            </w:pPr>
+            <w:r>
+              <w:rPr>
+                <w:b/>
+                <w:bCs/>
+                <w:color w:val="0F2B3C"/>
+                <w:sz w:val="16"/>
+                <w:szCs w:val="16"/>
+              </w:rPr>
+              <w:t xml:space="preserve">WORKING SPACE / CALCULATION STEPS</w:t>
+            </w:r>
+          </w:p>
+        </w:tc>
+        <w:tc>
+          <w:tcPr>
+            <w:tcW w:type="dxa" w:w="3000"/>
+            <w:shd w:fill="FBF3E2" w:color="auto" w:val="clear"/>
+            <w:tcMar>
+              <w:top w:type="dxa" w:w="60"/>
+              <w:left w:type="dxa" w:w="100"/>
+              <w:bottom w:type="dxa" w:w="60"/>
+              <w:right w:type="dxa" w:w="100"/>
+            </w:tcMar>
+          </w:tcPr>
+          <w:p>
+            <w:pPr>
+              <w:spacing w:after="0" w:before="0"/>
+            </w:pPr>
+            <w:r>
+              <w:rPr>
+                <w:b/>
+                <w:bCs/>
+                <w:color w:val="7A5400"/>
+                <w:sz w:val="16"/>
+                <w:szCs w:val="16"/>
+              </w:rPr>
+              <w:t xml:space="preserve">EXPLAIN YOUR REASONING</w:t>
+            </w:r>
+          </w:p>
+        </w:tc>
+      </w:tr>
+      <w:tr>
+        <w:trPr>
+          <w:cantSplit/>
+        </w:trPr>
+        <w:tc>
+          <w:tcPr>
+            <w:tcW w:type="dxa" w:w="2800"/>
+            <w:tcMar>
+              <w:top w:type="dxa" w:w="80"/>
+              <w:left w:type="dxa" w:w="100"/>
+              <w:bottom w:type="dxa" w:w="80"/>
+              <w:right w:type="dxa" w:w="100"/>
+            </w:tcMar>
+            <w:vAlign w:val="top"/>
+          </w:tcPr>
+          <w:p>
+            <w:pPr>
+              <w:spacing w:after="40" w:before="0"/>
+            </w:pPr>
+            <w:r>
+              <w:rPr>
+                <w:b/>
+                <w:bCs/>
+                <w:color w:val="0F2B3C"/>
+                <w:sz w:val="20"/>
+                <w:szCs w:val="20"/>
+              </w:rPr>
+              <w:t xml:space="preserve">1.  A triangle has base 10 and height 6. Find base × height ÷ 2: ___?</w:t>
+            </w:r>
+          </w:p>
+        </w:tc>
+        <w:tc>
+          <w:tcPr>
+            <w:tcW w:type="dxa" w:w="3560"/>
+            <w:tcMar>
+              <w:top w:type="dxa" w:w="80"/>
+              <w:left w:type="dxa" w:w="100"/>
+              <w:bottom w:type="dxa" w:w="80"/>
+              <w:right w:type="dxa" w:w="100"/>
+            </w:tcMar>
+            <w:vAlign w:val="top"/>
+          </w:tcPr>
+          <w:p>
+            <w:pPr>
+              <w:spacing w:after="50" w:before="0"/>
+            </w:pPr>
+            <w:r>
+              <w:rPr>
+                <w:color w:val="BBBBBB"/>
+                <w:sz w:val="18"/>
+                <w:szCs w:val="18"/>
+              </w:rPr>
+              <w:t xml:space="preserve">____________________________</w:t>
+            </w:r>
+          </w:p>
+          <w:p>
+            <w:pPr>
+              <w:spacing w:after="50" w:before="0"/>
+            </w:pPr>
+            <w:r>
+              <w:rPr>
+                <w:color w:val="BBBBBB"/>
+                <w:sz w:val="18"/>
+                <w:szCs w:val="18"/>
+              </w:rPr>
+              <w:t xml:space="preserve">____________________________</w:t>
+            </w:r>
+          </w:p>
+          <w:p>
+            <w:pPr>
+              <w:spacing w:after="50" w:before="0"/>
+            </w:pPr>
+            <w:r>
+              <w:rPr>
+                <w:color w:val="BBBBBB"/>
+                <w:sz w:val="18"/>
+                <w:szCs w:val="18"/>
+              </w:rPr>
+              <w:t xml:space="preserve">____________________________</w:t>
+            </w:r>
+          </w:p>
+          <w:p>
+            <w:pPr>
+              <w:spacing w:after="50" w:before="0"/>
+            </w:pPr>
+            <w:r>
+              <w:rPr>
+                <w:color w:val="BBBBBB"/>
+                <w:sz w:val="18"/>
+                <w:szCs w:val="18"/>
+              </w:rPr>
+              <w:t xml:space="preserve">____________________________</w:t>
+            </w:r>
+          </w:p>
+        </w:tc>
+        <w:tc>
+          <w:tcPr>
+            <w:tcW w:type="dxa" w:w="3000"/>
+            <w:shd w:fill="FBF3E2" w:color="auto" w:val="clear"/>
+            <w:tcMar>
+              <w:top w:type="dxa" w:w="80"/>
+              <w:left w:type="dxa" w:w="100"/>
+              <w:bottom w:type="dxa" w:w="80"/>
+              <w:right w:type="dxa" w:w="100"/>
+            </w:tcMar>
+            <w:vAlign w:val="top"/>
+          </w:tcPr>
+          <w:p>
+            <w:pPr>
+              <w:spacing w:after="30" w:before="0"/>
+            </w:pPr>
+            <w:r>
+              <w:rPr>
+                <w:b/>
+                <w:bCs/>
+                <w:color w:val="0F2B3C"/>
+                <w:sz w:val="18"/>
+                <w:szCs w:val="18"/>
+              </w:rPr>
+              <w:t xml:space="preserve">Because... ________________</w:t>
+            </w:r>
+          </w:p>
+          <w:p>
+            <w:pPr>
+              <w:spacing w:after="50" w:before="0"/>
+            </w:pPr>
+            <w:r>
+              <w:rPr>
+                <w:color w:val="BBBBBB"/>
+                <w:sz w:val="18"/>
+                <w:szCs w:val="18"/>
+              </w:rPr>
+              <w:t xml:space="preserve">____________________________</w:t>
+            </w:r>
+          </w:p>
+          <w:p>
+            <w:pPr>
+              <w:spacing w:after="30" w:before="40"/>
+            </w:pPr>
+            <w:r>
+              <w:rPr>
+                <w:b/>
+                <w:bCs/>
+                <w:color w:val="1A6FB5"/>
+                <w:sz w:val="18"/>
+                <w:szCs w:val="18"/>
+              </w:rPr>
+              <w:t xml:space="preserve">Although... _______________</w:t>
+            </w:r>
+          </w:p>
+          <w:p>
+            <w:pPr>
+              <w:spacing w:after="50" w:before="0"/>
+            </w:pPr>
+            <w:r>
+              <w:rPr>
+                <w:color w:val="BBBBBB"/>
+                <w:sz w:val="18"/>
+                <w:szCs w:val="18"/>
+              </w:rPr>
+              <w:t xml:space="preserve">____________________________</w:t>
+            </w:r>
+          </w:p>
+          <w:p>
+            <w:pPr>
+              <w:spacing w:after="30" w:before="40"/>
+            </w:pPr>
+            <w:r>
+              <w:rPr>
+                <w:b/>
+                <w:bCs/>
+                <w:color w:val="7A5400"/>
+                <w:sz w:val="18"/>
+                <w:szCs w:val="18"/>
+              </w:rPr>
+              <w:t xml:space="preserve">Therefore... ______________</w:t>
+            </w:r>
+          </w:p>
+          <w:p>
+            <w:pPr>
+              <w:spacing w:after="50" w:before="0"/>
+            </w:pPr>
+            <w:r>
+              <w:rPr>
+                <w:color w:val="BBBBBB"/>
+                <w:sz w:val="18"/>
+                <w:szCs w:val="18"/>
+              </w:rPr>
+              <w:t xml:space="preserve">____________________________</w:t>
+            </w:r>
+          </w:p>
+        </w:tc>
+      </w:tr>
+    </w:tbl>
     <w:p>
       <w:pPr>
-        <w:spacing w:after="40" w:before="0"/>
-      </w:pPr>
-      <w:r>
-        <w:rPr>
-          <w:sz w:val="22"/>
-          <w:szCs w:val="22"/>
-        </w:rPr>
-        <w:t xml:space="preserve">1.  A triangle has base 10 and height 6. Find base × height ÷ 2: ___?</w:t>
+        <w:spacing w:after="60" w:before="0"/>
+      </w:pPr>
+      <w:r>
+        <w:t xml:space="preserve"/>
       </w:r>
     </w:p>
+    <w:tbl>
+      <w:tblPr>
+        <w:tblW w:type="dxa" w:w="9360"/>
+        <w:tblBorders>
+          <w:top w:val="single" w:color="C7D2DD" w:sz="6"/>
+          <w:left w:val="single" w:color="C7D2DD" w:sz="6"/>
+          <w:bottom w:val="single" w:color="C7D2DD" w:sz="6"/>
+          <w:right w:val="single" w:color="C7D2DD" w:sz="6"/>
+          <w:insideH w:val="single" w:color="C7D2DD" w:sz="6"/>
+          <w:insideV w:val="single" w:color="C7D2DD" w:sz="6"/>
+        </w:tblBorders>
+      </w:tblPr>
+      <w:tblGrid>
+        <w:gridCol w:w="2800"/>
+        <w:gridCol w:w="3560"/>
+        <w:gridCol w:w="3000"/>
+      </w:tblGrid>
+      <w:tr>
+        <w:trPr>
+          <w:cantSplit/>
+          <w:tblHeader/>
+        </w:trPr>
+        <w:tc>
+          <w:tcPr>
+            <w:tcW w:type="dxa" w:w="2800"/>
+            <w:shd w:fill="EEF4F8" w:color="auto" w:val="clear"/>
+            <w:tcMar>
+              <w:top w:type="dxa" w:w="60"/>
+              <w:left w:type="dxa" w:w="100"/>
+              <w:bottom w:type="dxa" w:w="60"/>
+              <w:right w:type="dxa" w:w="100"/>
+            </w:tcMar>
+          </w:tcPr>
+          <w:p>
+            <w:pPr>
+              <w:spacing w:after="0" w:before="0"/>
+            </w:pPr>
+            <w:r>
+              <w:rPr>
+                <w:b/>
+                <w:bCs/>
+                <w:color w:val="0F2B3C"/>
+                <w:sz w:val="16"/>
+                <w:szCs w:val="16"/>
+              </w:rPr>
+              <w:t xml:space="preserve">CORE PROBLEM / GIVEN REPRESENTATION</w:t>
+            </w:r>
+          </w:p>
+        </w:tc>
+        <w:tc>
+          <w:tcPr>
+            <w:tcW w:type="dxa" w:w="3560"/>
+            <w:shd w:fill="EEF4F8" w:color="auto" w:val="clear"/>
+            <w:tcMar>
+              <w:top w:type="dxa" w:w="60"/>
+              <w:left w:type="dxa" w:w="100"/>
+              <w:bottom w:type="dxa" w:w="60"/>
+              <w:right w:type="dxa" w:w="100"/>
+            </w:tcMar>
+          </w:tcPr>
+          <w:p>
+            <w:pPr>
+              <w:spacing w:after="0" w:before="0"/>
+            </w:pPr>
+            <w:r>
+              <w:rPr>
+                <w:b/>
+                <w:bCs/>
+                <w:color w:val="0F2B3C"/>
+                <w:sz w:val="16"/>
+                <w:szCs w:val="16"/>
+              </w:rPr>
+              <w:t xml:space="preserve">WORKING SPACE / CALCULATION STEPS</w:t>
+            </w:r>
+          </w:p>
+        </w:tc>
+        <w:tc>
+          <w:tcPr>
+            <w:tcW w:type="dxa" w:w="3000"/>
+            <w:shd w:fill="FBF3E2" w:color="auto" w:val="clear"/>
+            <w:tcMar>
+              <w:top w:type="dxa" w:w="60"/>
+              <w:left w:type="dxa" w:w="100"/>
+              <w:bottom w:type="dxa" w:w="60"/>
+              <w:right w:type="dxa" w:w="100"/>
+            </w:tcMar>
+          </w:tcPr>
+          <w:p>
+            <w:pPr>
+              <w:spacing w:after="0" w:before="0"/>
+            </w:pPr>
+            <w:r>
+              <w:rPr>
+                <w:b/>
+                <w:bCs/>
+                <w:color w:val="7A5400"/>
+                <w:sz w:val="16"/>
+                <w:szCs w:val="16"/>
+              </w:rPr>
+              <w:t xml:space="preserve">EXPLAIN YOUR REASONING</w:t>
+            </w:r>
+          </w:p>
+        </w:tc>
+      </w:tr>
+      <w:tr>
+        <w:trPr>
+          <w:cantSplit/>
+        </w:trPr>
+        <w:tc>
+          <w:tcPr>
+            <w:tcW w:type="dxa" w:w="2800"/>
+            <w:tcMar>
+              <w:top w:type="dxa" w:w="80"/>
+              <w:left w:type="dxa" w:w="100"/>
+              <w:bottom w:type="dxa" w:w="80"/>
+              <w:right w:type="dxa" w:w="100"/>
+            </w:tcMar>
+            <w:vAlign w:val="top"/>
+          </w:tcPr>
+          <w:p>
+            <w:pPr>
+              <w:spacing w:after="40" w:before="0"/>
+            </w:pPr>
+            <w:r>
+              <w:rPr>
+                <w:b/>
+                <w:bCs/>
+                <w:color w:val="0F2B3C"/>
+                <w:sz w:val="20"/>
+                <w:szCs w:val="20"/>
+              </w:rPr>
+              <w:t xml:space="preserve">2.  A triangle has base 9 and height 4. What is its area?</w:t>
+            </w:r>
+          </w:p>
+        </w:tc>
+        <w:tc>
+          <w:tcPr>
+            <w:tcW w:type="dxa" w:w="3560"/>
+            <w:tcMar>
+              <w:top w:type="dxa" w:w="80"/>
+              <w:left w:type="dxa" w:w="100"/>
+              <w:bottom w:type="dxa" w:w="80"/>
+              <w:right w:type="dxa" w:w="100"/>
+            </w:tcMar>
+            <w:vAlign w:val="top"/>
+          </w:tcPr>
+          <w:p>
+            <w:pPr>
+              <w:spacing w:after="50" w:before="0"/>
+            </w:pPr>
+            <w:r>
+              <w:rPr>
+                <w:color w:val="BBBBBB"/>
+                <w:sz w:val="18"/>
+                <w:szCs w:val="18"/>
+              </w:rPr>
+              <w:t xml:space="preserve">____________________________</w:t>
+            </w:r>
+          </w:p>
+          <w:p>
+            <w:pPr>
+              <w:spacing w:after="50" w:before="0"/>
+            </w:pPr>
+            <w:r>
+              <w:rPr>
+                <w:color w:val="BBBBBB"/>
+                <w:sz w:val="18"/>
+                <w:szCs w:val="18"/>
+              </w:rPr>
+              <w:t xml:space="preserve">____________________________</w:t>
+            </w:r>
+          </w:p>
+          <w:p>
+            <w:pPr>
+              <w:spacing w:after="50" w:before="0"/>
+            </w:pPr>
+            <w:r>
+              <w:rPr>
+                <w:color w:val="BBBBBB"/>
+                <w:sz w:val="18"/>
+                <w:szCs w:val="18"/>
+              </w:rPr>
+              <w:t xml:space="preserve">____________________________</w:t>
+            </w:r>
+          </w:p>
+          <w:p>
+            <w:pPr>
+              <w:spacing w:after="50" w:before="0"/>
+            </w:pPr>
+            <w:r>
+              <w:rPr>
+                <w:color w:val="BBBBBB"/>
+                <w:sz w:val="18"/>
+                <w:szCs w:val="18"/>
+              </w:rPr>
+              <w:t xml:space="preserve">____________________________</w:t>
+            </w:r>
+          </w:p>
+        </w:tc>
+        <w:tc>
+          <w:tcPr>
+            <w:tcW w:type="dxa" w:w="3000"/>
+            <w:shd w:fill="FBF3E2" w:color="auto" w:val="clear"/>
+            <w:tcMar>
+              <w:top w:type="dxa" w:w="80"/>
+              <w:left w:type="dxa" w:w="100"/>
+              <w:bottom w:type="dxa" w:w="80"/>
+              <w:right w:type="dxa" w:w="100"/>
+            </w:tcMar>
+            <w:vAlign w:val="top"/>
+          </w:tcPr>
+          <w:p>
+            <w:pPr>
+              <w:spacing w:after="30" w:before="0"/>
+            </w:pPr>
+            <w:r>
+              <w:rPr>
+                <w:b/>
+                <w:bCs/>
+                <w:color w:val="0F2B3C"/>
+                <w:sz w:val="18"/>
+                <w:szCs w:val="18"/>
+              </w:rPr>
+              <w:t xml:space="preserve">Because... ________________</w:t>
+            </w:r>
+          </w:p>
+          <w:p>
+            <w:pPr>
+              <w:spacing w:after="50" w:before="0"/>
+            </w:pPr>
+            <w:r>
+              <w:rPr>
+                <w:color w:val="BBBBBB"/>
+                <w:sz w:val="18"/>
+                <w:szCs w:val="18"/>
+              </w:rPr>
+              <w:t xml:space="preserve">____________________________</w:t>
+            </w:r>
+          </w:p>
+          <w:p>
+            <w:pPr>
+              <w:spacing w:after="30" w:before="40"/>
+            </w:pPr>
+            <w:r>
+              <w:rPr>
+                <w:b/>
+                <w:bCs/>
+                <w:color w:val="1A6FB5"/>
+                <w:sz w:val="18"/>
+                <w:szCs w:val="18"/>
+              </w:rPr>
+              <w:t xml:space="preserve">Although... _______________</w:t>
+            </w:r>
+          </w:p>
+          <w:p>
+            <w:pPr>
+              <w:spacing w:after="50" w:before="0"/>
+            </w:pPr>
+            <w:r>
+              <w:rPr>
+                <w:color w:val="BBBBBB"/>
+                <w:sz w:val="18"/>
+                <w:szCs w:val="18"/>
+              </w:rPr>
+              <w:t xml:space="preserve">____________________________</w:t>
+            </w:r>
+          </w:p>
+          <w:p>
+            <w:pPr>
+              <w:spacing w:after="30" w:before="40"/>
+            </w:pPr>
+            <w:r>
+              <w:rPr>
+                <w:b/>
+                <w:bCs/>
+                <w:color w:val="7A5400"/>
+                <w:sz w:val="18"/>
+                <w:szCs w:val="18"/>
+              </w:rPr>
+              <w:t xml:space="preserve">Therefore... ______________</w:t>
+            </w:r>
+          </w:p>
+          <w:p>
+            <w:pPr>
+              <w:spacing w:after="50" w:before="0"/>
+            </w:pPr>
+            <w:r>
+              <w:rPr>
+                <w:color w:val="BBBBBB"/>
+                <w:sz w:val="18"/>
+                <w:szCs w:val="18"/>
+              </w:rPr>
+              <w:t xml:space="preserve">____________________________</w:t>
+            </w:r>
+          </w:p>
+        </w:tc>
+      </w:tr>
+    </w:tbl>
     <w:p>
       <w:pPr>
-        <w:spacing w:after="80" w:before="0"/>
-      </w:pPr>
-      <w:r>
-        <w:rPr>
-          <w:color w:val="BBBBBB"/>
-        </w:rPr>
-        <w:t xml:space="preserve">____________________________________________________</w:t>
-      </w:r>
-    </w:p>
-    <w:p>
-      <w:pPr>
-        <w:spacing w:after="40" w:before="0"/>
-      </w:pPr>
-      <w:r>
-        <w:rPr>
-          <w:sz w:val="22"/>
-          <w:szCs w:val="22"/>
-        </w:rPr>
-        <w:t xml:space="preserve">2.  A triangle has base 9 and height 4. What is its area?</w:t>
-      </w:r>
-    </w:p>
-    <w:p>
-      <w:pPr>
-        <w:spacing w:after="80" w:before="0"/>
-      </w:pPr>
-      <w:r>
-        <w:rPr>
-          <w:color w:val="BBBBBB"/>
-        </w:rPr>
-        <w:t xml:space="preserve">____________________________________________________</w:t>
+        <w:spacing w:after="60" w:before="0"/>
+      </w:pPr>
+      <w:r>
+        <w:t xml:space="preserve"/>
       </w:r>
     </w:p>
     <w:p>
@@ -443,6 +4097,141 @@
         <w:t xml:space="preserve">____________________________________________________</w:t>
       </w:r>
     </w:p>
+    <w:tbl>
+      <w:tblPr>
+        <w:tblW w:type="dxa" w:w="9360"/>
+        <w:tblBorders>
+          <w:top w:val="single" w:color="C7D2DD" w:sz="6"/>
+          <w:left w:val="single" w:color="C7D2DD" w:sz="6"/>
+          <w:bottom w:val="single" w:color="C7D2DD" w:sz="6"/>
+          <w:right w:val="single" w:color="C7D2DD" w:sz="6"/>
+          <w:insideH w:val="single" w:color="C7D2DD" w:sz="6"/>
+          <w:insideV w:val="single" w:color="C7D2DD" w:sz="6"/>
+        </w:tblBorders>
+      </w:tblPr>
+      <w:tblGrid>
+        <w:gridCol w:w="3120"/>
+        <w:gridCol w:w="3120"/>
+        <w:gridCol w:w="3120"/>
+      </w:tblGrid>
+      <w:tr>
+        <w:trPr>
+          <w:cantSplit/>
+          <w:tblHeader/>
+        </w:trPr>
+        <w:tc>
+          <w:tcPr>
+            <w:tcW w:type="dxa" w:w="9360"/>
+            <w:gridSpan w:val="3"/>
+            <w:shd w:fill="EEF4F8" w:color="auto" w:val="clear"/>
+            <w:tcMar>
+              <w:top w:type="dxa" w:w="60"/>
+              <w:left w:type="dxa" w:w="100"/>
+              <w:bottom w:type="dxa" w:w="60"/>
+              <w:right w:type="dxa" w:w="100"/>
+            </w:tcMar>
+          </w:tcPr>
+          <w:p>
+            <w:pPr>
+              <w:spacing w:after="0" w:before="0"/>
+            </w:pPr>
+            <w:r>
+              <w:rPr>
+                <w:b/>
+                <w:bCs/>
+                <w:color w:val="0F2B3C"/>
+                <w:sz w:val="18"/>
+                <w:szCs w:val="18"/>
+              </w:rPr>
+              <w:t xml:space="preserve">EXIT CHECK · 3-POINT SELF-ASSESSMENT CHECKLIST</w:t>
+            </w:r>
+          </w:p>
+        </w:tc>
+      </w:tr>
+      <w:tr>
+        <w:trPr>
+          <w:cantSplit/>
+        </w:trPr>
+        <w:tc>
+          <w:tcPr>
+            <w:tcW w:type="dxa" w:w="3120"/>
+            <w:tcMar>
+              <w:top w:type="dxa" w:w="80"/>
+              <w:left w:type="dxa" w:w="100"/>
+              <w:bottom w:type="dxa" w:w="80"/>
+              <w:right w:type="dxa" w:w="100"/>
+            </w:tcMar>
+          </w:tcPr>
+          <w:p>
+            <w:pPr>
+              <w:spacing w:after="0" w:before="0"/>
+            </w:pPr>
+            <w:r>
+              <w:rPr>
+                <w:b/>
+                <w:bCs/>
+                <w:color w:val="0F2B3C"/>
+                <w:sz w:val="18"/>
+                <w:szCs w:val="18"/>
+              </w:rPr>
+              <w:t xml:space="preserve">☐ 1. Units &amp; Labels Verified</w:t>
+            </w:r>
+          </w:p>
+        </w:tc>
+        <w:tc>
+          <w:tcPr>
+            <w:tcW w:type="dxa" w:w="3120"/>
+            <w:tcMar>
+              <w:top w:type="dxa" w:w="80"/>
+              <w:left w:type="dxa" w:w="100"/>
+              <w:bottom w:type="dxa" w:w="80"/>
+              <w:right w:type="dxa" w:w="100"/>
+            </w:tcMar>
+          </w:tcPr>
+          <w:p>
+            <w:pPr>
+              <w:spacing w:after="0" w:before="0"/>
+            </w:pPr>
+            <w:r>
+              <w:rPr>
+                <w:b/>
+                <w:bCs/>
+                <w:color w:val="0F2B3C"/>
+                <w:sz w:val="18"/>
+                <w:szCs w:val="18"/>
+              </w:rPr>
+              <w:t xml:space="preserve">☐ 2. Reasoning Stated (Because / Although / Therefore)</w:t>
+            </w:r>
+          </w:p>
+        </w:tc>
+        <w:tc>
+          <w:tcPr>
+            <w:tcW w:type="dxa" w:w="3120"/>
+            <w:tcMar>
+              <w:top w:type="dxa" w:w="80"/>
+              <w:left w:type="dxa" w:w="100"/>
+              <w:bottom w:type="dxa" w:w="80"/>
+              <w:right w:type="dxa" w:w="100"/>
+            </w:tcMar>
+          </w:tcPr>
+          <w:p>
+            <w:pPr>
+              <w:spacing w:after="0" w:before="0"/>
+            </w:pPr>
+            <w:r>
+              <w:rPr>
+                <w:b/>
+                <w:bCs/>
+                <w:color w:val="0F2B3C"/>
+                <w:sz w:val="18"/>
+                <w:szCs w:val="18"/>
+              </w:rPr>
+              <w:t xml:space="preserve">☐ 3. Calculations Double-Checked</w:t>
+            </w:r>
+          </w:p>
+        </w:tc>
+      </w:tr>
+    </w:tbl>
     <w:p>
       <w:pPr>
         <w:spacing w:after="60" w:before="120"/>
